--- a/fuentes/CFA1_12150026_DU.docx
+++ b/fuentes/CFA1_12150026_DU.docx
@@ -560,7 +560,7 @@
           <w:r>
             <w:fldChar w:fldCharType="separate"/>
           </w:r>
-          <w:hyperlink w:anchor="_Toc211880589" w:history="1">
+          <w:hyperlink w:anchor="_Toc212062719" w:history="1">
             <w:r>
               <w:rPr>
                 <w:rStyle w:val="Hipervnculo"/>
@@ -587,7 +587,7 @@
                 <w:noProof/>
                 <w:webHidden/>
               </w:rPr>
-              <w:instrText xml:space="preserve"> PAGEREF _Toc211880589 \h </w:instrText>
+              <w:instrText xml:space="preserve"> PAGEREF _Toc212062719 \h </w:instrText>
             </w:r>
             <w:r>
               <w:rPr>
@@ -633,7 +633,7 @@
               <w:lang w:eastAsia="es-MX"/>
             </w:rPr>
           </w:pPr>
-          <w:hyperlink w:anchor="_Toc211880590" w:history="1">
+          <w:hyperlink w:anchor="_Toc212062720" w:history="1">
             <w:r>
               <w:rPr>
                 <w:rStyle w:val="Hipervnculo"/>
@@ -677,7 +677,7 @@
                 <w:noProof/>
                 <w:webHidden/>
               </w:rPr>
-              <w:instrText xml:space="preserve"> PAGEREF _Toc211880590 \h </w:instrText>
+              <w:instrText xml:space="preserve"> PAGEREF _Toc212062720 \h </w:instrText>
             </w:r>
             <w:r>
               <w:rPr>
@@ -697,7 +697,7 @@
                 <w:noProof/>
                 <w:webHidden/>
               </w:rPr>
-              <w:t>3</w:t>
+              <w:t>4</w:t>
             </w:r>
             <w:r>
               <w:rPr>
@@ -719,7 +719,7 @@
               <w:lang w:eastAsia="es-MX"/>
             </w:rPr>
           </w:pPr>
-          <w:hyperlink w:anchor="_Toc211880591" w:history="1">
+          <w:hyperlink w:anchor="_Toc212062721" w:history="1">
             <w:r>
               <w:rPr>
                 <w:rStyle w:val="Hipervnculo"/>
@@ -763,7 +763,7 @@
                 <w:noProof/>
                 <w:webHidden/>
               </w:rPr>
-              <w:instrText xml:space="preserve"> PAGEREF _Toc211880591 \h </w:instrText>
+              <w:instrText xml:space="preserve"> PAGEREF _Toc212062721 \h </w:instrText>
             </w:r>
             <w:r>
               <w:rPr>
@@ -783,7 +783,7 @@
                 <w:noProof/>
                 <w:webHidden/>
               </w:rPr>
-              <w:t>3</w:t>
+              <w:t>4</w:t>
             </w:r>
             <w:r>
               <w:rPr>
@@ -805,7 +805,7 @@
               <w:lang w:eastAsia="es-MX"/>
             </w:rPr>
           </w:pPr>
-          <w:hyperlink w:anchor="_Toc211880592" w:history="1">
+          <w:hyperlink w:anchor="_Toc212062722" w:history="1">
             <w:r>
               <w:rPr>
                 <w:rStyle w:val="Hipervnculo"/>
@@ -832,7 +832,7 @@
                 <w:noProof/>
                 <w:webHidden/>
               </w:rPr>
-              <w:instrText xml:space="preserve"> PAGEREF _Toc211880592 \h </w:instrText>
+              <w:instrText xml:space="preserve"> PAGEREF _Toc212062722 \h </w:instrText>
             </w:r>
             <w:r>
               <w:rPr>
@@ -852,7 +852,7 @@
                 <w:noProof/>
                 <w:webHidden/>
               </w:rPr>
-              <w:t>3</w:t>
+              <w:t>4</w:t>
             </w:r>
             <w:r>
               <w:rPr>
@@ -874,7 +874,7 @@
               <w:lang w:eastAsia="es-MX"/>
             </w:rPr>
           </w:pPr>
-          <w:hyperlink w:anchor="_Toc211880593" w:history="1">
+          <w:hyperlink w:anchor="_Toc212062723" w:history="1">
             <w:r>
               <w:rPr>
                 <w:rStyle w:val="Hipervnculo"/>
@@ -901,76 +901,7 @@
                 <w:noProof/>
                 <w:webHidden/>
               </w:rPr>
-              <w:instrText xml:space="preserve"> PAGEREF _Toc211880593 \h </w:instrText>
-            </w:r>
-            <w:r>
-              <w:rPr>
-                <w:noProof/>
-                <w:webHidden/>
-              </w:rPr>
-            </w:r>
-            <w:r>
-              <w:rPr>
-                <w:noProof/>
-                <w:webHidden/>
-              </w:rPr>
-              <w:fldChar w:fldCharType="separate"/>
-            </w:r>
-            <w:r>
-              <w:rPr>
-                <w:noProof/>
-                <w:webHidden/>
-              </w:rPr>
-              <w:t>5</w:t>
-            </w:r>
-            <w:r>
-              <w:rPr>
-                <w:noProof/>
-                <w:webHidden/>
-              </w:rPr>
-              <w:fldChar w:fldCharType="end"/>
-            </w:r>
-          </w:hyperlink>
-        </w:p>
-        <w:p>
-          <w:pPr>
-            <w:pStyle w:val="TDC2"/>
-            <w:rPr>
-              <w:rFonts w:eastAsiaTheme="minorEastAsia"/>
-              <w:noProof/>
-              <w:sz w:val="24"/>
-              <w:szCs w:val="24"/>
-              <w:lang w:eastAsia="es-MX"/>
-            </w:rPr>
-          </w:pPr>
-          <w:hyperlink w:anchor="_Toc211880594" w:history="1">
-            <w:r>
-              <w:rPr>
-                <w:rStyle w:val="Hipervnculo"/>
-                <w:noProof/>
-              </w:rPr>
-              <w:t>1.4 Objetivos de la organización</w:t>
-            </w:r>
-            <w:r>
-              <w:rPr>
-                <w:noProof/>
-                <w:webHidden/>
-              </w:rPr>
-              <w:tab/>
-            </w:r>
-            <w:r>
-              <w:rPr>
-                <w:noProof/>
-                <w:webHidden/>
-              </w:rPr>
-              <w:fldChar w:fldCharType="begin"/>
-            </w:r>
-            <w:r>
-              <w:rPr>
-                <w:noProof/>
-                <w:webHidden/>
-              </w:rPr>
-              <w:instrText xml:space="preserve"> PAGEREF _Toc211880594 \h </w:instrText>
+              <w:instrText xml:space="preserve"> PAGEREF _Toc212062723 \h </w:instrText>
             </w:r>
             <w:r>
               <w:rPr>
@@ -1003,6 +934,75 @@
         </w:p>
         <w:p>
           <w:pPr>
+            <w:pStyle w:val="TDC2"/>
+            <w:rPr>
+              <w:rFonts w:eastAsiaTheme="minorEastAsia"/>
+              <w:noProof/>
+              <w:sz w:val="24"/>
+              <w:szCs w:val="24"/>
+              <w:lang w:eastAsia="es-MX"/>
+            </w:rPr>
+          </w:pPr>
+          <w:hyperlink w:anchor="_Toc212062724" w:history="1">
+            <w:r>
+              <w:rPr>
+                <w:rStyle w:val="Hipervnculo"/>
+                <w:noProof/>
+              </w:rPr>
+              <w:t>1.4 Objetivos de la organización</w:t>
+            </w:r>
+            <w:r>
+              <w:rPr>
+                <w:noProof/>
+                <w:webHidden/>
+              </w:rPr>
+              <w:tab/>
+            </w:r>
+            <w:r>
+              <w:rPr>
+                <w:noProof/>
+                <w:webHidden/>
+              </w:rPr>
+              <w:fldChar w:fldCharType="begin"/>
+            </w:r>
+            <w:r>
+              <w:rPr>
+                <w:noProof/>
+                <w:webHidden/>
+              </w:rPr>
+              <w:instrText xml:space="preserve"> PAGEREF _Toc212062724 \h </w:instrText>
+            </w:r>
+            <w:r>
+              <w:rPr>
+                <w:noProof/>
+                <w:webHidden/>
+              </w:rPr>
+            </w:r>
+            <w:r>
+              <w:rPr>
+                <w:noProof/>
+                <w:webHidden/>
+              </w:rPr>
+              <w:fldChar w:fldCharType="separate"/>
+            </w:r>
+            <w:r>
+              <w:rPr>
+                <w:noProof/>
+                <w:webHidden/>
+              </w:rPr>
+              <w:t>7</w:t>
+            </w:r>
+            <w:r>
+              <w:rPr>
+                <w:noProof/>
+                <w:webHidden/>
+              </w:rPr>
+              <w:fldChar w:fldCharType="end"/>
+            </w:r>
+          </w:hyperlink>
+        </w:p>
+        <w:p>
+          <w:pPr>
             <w:pStyle w:val="TDC1"/>
             <w:tabs>
               <w:tab w:val="left" w:pos="1200"/>
@@ -1016,7 +1016,7 @@
               <w:lang w:eastAsia="es-MX"/>
             </w:rPr>
           </w:pPr>
-          <w:hyperlink w:anchor="_Toc211880595" w:history="1">
+          <w:hyperlink w:anchor="_Toc212062725" w:history="1">
             <w:r>
               <w:rPr>
                 <w:rStyle w:val="Hipervnculo"/>
@@ -1060,214 +1060,7 @@
                 <w:noProof/>
                 <w:webHidden/>
               </w:rPr>
-              <w:instrText xml:space="preserve"> PAGEREF _Toc211880595 \h </w:instrText>
-            </w:r>
-            <w:r>
-              <w:rPr>
-                <w:noProof/>
-                <w:webHidden/>
-              </w:rPr>
-            </w:r>
-            <w:r>
-              <w:rPr>
-                <w:noProof/>
-                <w:webHidden/>
-              </w:rPr>
-              <w:fldChar w:fldCharType="separate"/>
-            </w:r>
-            <w:r>
-              <w:rPr>
-                <w:noProof/>
-                <w:webHidden/>
-              </w:rPr>
-              <w:t>8</w:t>
-            </w:r>
-            <w:r>
-              <w:rPr>
-                <w:noProof/>
-                <w:webHidden/>
-              </w:rPr>
-              <w:fldChar w:fldCharType="end"/>
-            </w:r>
-          </w:hyperlink>
-        </w:p>
-        <w:p>
-          <w:pPr>
-            <w:pStyle w:val="TDC2"/>
-            <w:rPr>
-              <w:rFonts w:eastAsiaTheme="minorEastAsia"/>
-              <w:noProof/>
-              <w:sz w:val="24"/>
-              <w:szCs w:val="24"/>
-              <w:lang w:eastAsia="es-MX"/>
-            </w:rPr>
-          </w:pPr>
-          <w:hyperlink w:anchor="_Toc211880596" w:history="1">
-            <w:r>
-              <w:rPr>
-                <w:rStyle w:val="Hipervnculo"/>
-                <w:noProof/>
-              </w:rPr>
-              <w:t>2.1 Concepto</w:t>
-            </w:r>
-            <w:r>
-              <w:rPr>
-                <w:noProof/>
-                <w:webHidden/>
-              </w:rPr>
-              <w:tab/>
-            </w:r>
-            <w:r>
-              <w:rPr>
-                <w:noProof/>
-                <w:webHidden/>
-              </w:rPr>
-              <w:fldChar w:fldCharType="begin"/>
-            </w:r>
-            <w:r>
-              <w:rPr>
-                <w:noProof/>
-                <w:webHidden/>
-              </w:rPr>
-              <w:instrText xml:space="preserve"> PAGEREF _Toc211880596 \h </w:instrText>
-            </w:r>
-            <w:r>
-              <w:rPr>
-                <w:noProof/>
-                <w:webHidden/>
-              </w:rPr>
-            </w:r>
-            <w:r>
-              <w:rPr>
-                <w:noProof/>
-                <w:webHidden/>
-              </w:rPr>
-              <w:fldChar w:fldCharType="separate"/>
-            </w:r>
-            <w:r>
-              <w:rPr>
-                <w:noProof/>
-                <w:webHidden/>
-              </w:rPr>
-              <w:t>8</w:t>
-            </w:r>
-            <w:r>
-              <w:rPr>
-                <w:noProof/>
-                <w:webHidden/>
-              </w:rPr>
-              <w:fldChar w:fldCharType="end"/>
-            </w:r>
-          </w:hyperlink>
-        </w:p>
-        <w:p>
-          <w:pPr>
-            <w:pStyle w:val="TDC2"/>
-            <w:rPr>
-              <w:rFonts w:eastAsiaTheme="minorEastAsia"/>
-              <w:noProof/>
-              <w:sz w:val="24"/>
-              <w:szCs w:val="24"/>
-              <w:lang w:eastAsia="es-MX"/>
-            </w:rPr>
-          </w:pPr>
-          <w:hyperlink w:anchor="_Toc211880597" w:history="1">
-            <w:r>
-              <w:rPr>
-                <w:rStyle w:val="Hipervnculo"/>
-                <w:noProof/>
-              </w:rPr>
-              <w:t>2.2 Elementos</w:t>
-            </w:r>
-            <w:r>
-              <w:rPr>
-                <w:noProof/>
-                <w:webHidden/>
-              </w:rPr>
-              <w:tab/>
-            </w:r>
-            <w:r>
-              <w:rPr>
-                <w:noProof/>
-                <w:webHidden/>
-              </w:rPr>
-              <w:fldChar w:fldCharType="begin"/>
-            </w:r>
-            <w:r>
-              <w:rPr>
-                <w:noProof/>
-                <w:webHidden/>
-              </w:rPr>
-              <w:instrText xml:space="preserve"> PAGEREF _Toc211880597 \h </w:instrText>
-            </w:r>
-            <w:r>
-              <w:rPr>
-                <w:noProof/>
-                <w:webHidden/>
-              </w:rPr>
-            </w:r>
-            <w:r>
-              <w:rPr>
-                <w:noProof/>
-                <w:webHidden/>
-              </w:rPr>
-              <w:fldChar w:fldCharType="separate"/>
-            </w:r>
-            <w:r>
-              <w:rPr>
-                <w:noProof/>
-                <w:webHidden/>
-              </w:rPr>
-              <w:t>8</w:t>
-            </w:r>
-            <w:r>
-              <w:rPr>
-                <w:noProof/>
-                <w:webHidden/>
-              </w:rPr>
-              <w:fldChar w:fldCharType="end"/>
-            </w:r>
-          </w:hyperlink>
-        </w:p>
-        <w:p>
-          <w:pPr>
-            <w:pStyle w:val="TDC2"/>
-            <w:rPr>
-              <w:rFonts w:eastAsiaTheme="minorEastAsia"/>
-              <w:noProof/>
-              <w:sz w:val="24"/>
-              <w:szCs w:val="24"/>
-              <w:lang w:eastAsia="es-MX"/>
-            </w:rPr>
-          </w:pPr>
-          <w:hyperlink w:anchor="_Toc211880598" w:history="1">
-            <w:r>
-              <w:rPr>
-                <w:rStyle w:val="Hipervnculo"/>
-                <w:noProof/>
-              </w:rPr>
-              <w:t>2.3 Características</w:t>
-            </w:r>
-            <w:r>
-              <w:rPr>
-                <w:noProof/>
-                <w:webHidden/>
-              </w:rPr>
-              <w:tab/>
-            </w:r>
-            <w:r>
-              <w:rPr>
-                <w:noProof/>
-                <w:webHidden/>
-              </w:rPr>
-              <w:fldChar w:fldCharType="begin"/>
-            </w:r>
-            <w:r>
-              <w:rPr>
-                <w:noProof/>
-                <w:webHidden/>
-              </w:rPr>
-              <w:instrText xml:space="preserve"> PAGEREF _Toc211880598 \h </w:instrText>
+              <w:instrText xml:space="preserve"> PAGEREF _Toc212062725 \h </w:instrText>
             </w:r>
             <w:r>
               <w:rPr>
@@ -1300,6 +1093,213 @@
         </w:p>
         <w:p>
           <w:pPr>
+            <w:pStyle w:val="TDC2"/>
+            <w:rPr>
+              <w:rFonts w:eastAsiaTheme="minorEastAsia"/>
+              <w:noProof/>
+              <w:sz w:val="24"/>
+              <w:szCs w:val="24"/>
+              <w:lang w:eastAsia="es-MX"/>
+            </w:rPr>
+          </w:pPr>
+          <w:hyperlink w:anchor="_Toc212062726" w:history="1">
+            <w:r>
+              <w:rPr>
+                <w:rStyle w:val="Hipervnculo"/>
+                <w:noProof/>
+              </w:rPr>
+              <w:t>2.1 Concepto</w:t>
+            </w:r>
+            <w:r>
+              <w:rPr>
+                <w:noProof/>
+                <w:webHidden/>
+              </w:rPr>
+              <w:tab/>
+            </w:r>
+            <w:r>
+              <w:rPr>
+                <w:noProof/>
+                <w:webHidden/>
+              </w:rPr>
+              <w:fldChar w:fldCharType="begin"/>
+            </w:r>
+            <w:r>
+              <w:rPr>
+                <w:noProof/>
+                <w:webHidden/>
+              </w:rPr>
+              <w:instrText xml:space="preserve"> PAGEREF _Toc212062726 \h </w:instrText>
+            </w:r>
+            <w:r>
+              <w:rPr>
+                <w:noProof/>
+                <w:webHidden/>
+              </w:rPr>
+            </w:r>
+            <w:r>
+              <w:rPr>
+                <w:noProof/>
+                <w:webHidden/>
+              </w:rPr>
+              <w:fldChar w:fldCharType="separate"/>
+            </w:r>
+            <w:r>
+              <w:rPr>
+                <w:noProof/>
+                <w:webHidden/>
+              </w:rPr>
+              <w:t>9</w:t>
+            </w:r>
+            <w:r>
+              <w:rPr>
+                <w:noProof/>
+                <w:webHidden/>
+              </w:rPr>
+              <w:fldChar w:fldCharType="end"/>
+            </w:r>
+          </w:hyperlink>
+        </w:p>
+        <w:p>
+          <w:pPr>
+            <w:pStyle w:val="TDC2"/>
+            <w:rPr>
+              <w:rFonts w:eastAsiaTheme="minorEastAsia"/>
+              <w:noProof/>
+              <w:sz w:val="24"/>
+              <w:szCs w:val="24"/>
+              <w:lang w:eastAsia="es-MX"/>
+            </w:rPr>
+          </w:pPr>
+          <w:hyperlink w:anchor="_Toc212062727" w:history="1">
+            <w:r>
+              <w:rPr>
+                <w:rStyle w:val="Hipervnculo"/>
+                <w:noProof/>
+              </w:rPr>
+              <w:t>2.2 Elementos</w:t>
+            </w:r>
+            <w:r>
+              <w:rPr>
+                <w:noProof/>
+                <w:webHidden/>
+              </w:rPr>
+              <w:tab/>
+            </w:r>
+            <w:r>
+              <w:rPr>
+                <w:noProof/>
+                <w:webHidden/>
+              </w:rPr>
+              <w:fldChar w:fldCharType="begin"/>
+            </w:r>
+            <w:r>
+              <w:rPr>
+                <w:noProof/>
+                <w:webHidden/>
+              </w:rPr>
+              <w:instrText xml:space="preserve"> PAGEREF _Toc212062727 \h </w:instrText>
+            </w:r>
+            <w:r>
+              <w:rPr>
+                <w:noProof/>
+                <w:webHidden/>
+              </w:rPr>
+            </w:r>
+            <w:r>
+              <w:rPr>
+                <w:noProof/>
+                <w:webHidden/>
+              </w:rPr>
+              <w:fldChar w:fldCharType="separate"/>
+            </w:r>
+            <w:r>
+              <w:rPr>
+                <w:noProof/>
+                <w:webHidden/>
+              </w:rPr>
+              <w:t>9</w:t>
+            </w:r>
+            <w:r>
+              <w:rPr>
+                <w:noProof/>
+                <w:webHidden/>
+              </w:rPr>
+              <w:fldChar w:fldCharType="end"/>
+            </w:r>
+          </w:hyperlink>
+        </w:p>
+        <w:p>
+          <w:pPr>
+            <w:pStyle w:val="TDC2"/>
+            <w:rPr>
+              <w:rFonts w:eastAsiaTheme="minorEastAsia"/>
+              <w:noProof/>
+              <w:sz w:val="24"/>
+              <w:szCs w:val="24"/>
+              <w:lang w:eastAsia="es-MX"/>
+            </w:rPr>
+          </w:pPr>
+          <w:hyperlink w:anchor="_Toc212062728" w:history="1">
+            <w:r>
+              <w:rPr>
+                <w:rStyle w:val="Hipervnculo"/>
+                <w:noProof/>
+              </w:rPr>
+              <w:t>2.3 Características</w:t>
+            </w:r>
+            <w:r>
+              <w:rPr>
+                <w:noProof/>
+                <w:webHidden/>
+              </w:rPr>
+              <w:tab/>
+            </w:r>
+            <w:r>
+              <w:rPr>
+                <w:noProof/>
+                <w:webHidden/>
+              </w:rPr>
+              <w:fldChar w:fldCharType="begin"/>
+            </w:r>
+            <w:r>
+              <w:rPr>
+                <w:noProof/>
+                <w:webHidden/>
+              </w:rPr>
+              <w:instrText xml:space="preserve"> PAGEREF _Toc212062728 \h </w:instrText>
+            </w:r>
+            <w:r>
+              <w:rPr>
+                <w:noProof/>
+                <w:webHidden/>
+              </w:rPr>
+            </w:r>
+            <w:r>
+              <w:rPr>
+                <w:noProof/>
+                <w:webHidden/>
+              </w:rPr>
+              <w:fldChar w:fldCharType="separate"/>
+            </w:r>
+            <w:r>
+              <w:rPr>
+                <w:noProof/>
+                <w:webHidden/>
+              </w:rPr>
+              <w:t>10</w:t>
+            </w:r>
+            <w:r>
+              <w:rPr>
+                <w:noProof/>
+                <w:webHidden/>
+              </w:rPr>
+              <w:fldChar w:fldCharType="end"/>
+            </w:r>
+          </w:hyperlink>
+        </w:p>
+        <w:p>
+          <w:pPr>
             <w:pStyle w:val="TDC1"/>
             <w:tabs>
               <w:tab w:val="left" w:pos="1200"/>
@@ -1313,7 +1313,7 @@
               <w:lang w:eastAsia="es-MX"/>
             </w:rPr>
           </w:pPr>
-          <w:hyperlink w:anchor="_Toc211880599" w:history="1">
+          <w:hyperlink w:anchor="_Toc212062729" w:history="1">
             <w:r>
               <w:rPr>
                 <w:rStyle w:val="Hipervnculo"/>
@@ -1357,145 +1357,7 @@
                 <w:noProof/>
                 <w:webHidden/>
               </w:rPr>
-              <w:instrText xml:space="preserve"> PAGEREF _Toc211880599 \h </w:instrText>
-            </w:r>
-            <w:r>
-              <w:rPr>
-                <w:noProof/>
-                <w:webHidden/>
-              </w:rPr>
-            </w:r>
-            <w:r>
-              <w:rPr>
-                <w:noProof/>
-                <w:webHidden/>
-              </w:rPr>
-              <w:fldChar w:fldCharType="separate"/>
-            </w:r>
-            <w:r>
-              <w:rPr>
-                <w:noProof/>
-                <w:webHidden/>
-              </w:rPr>
-              <w:t>12</w:t>
-            </w:r>
-            <w:r>
-              <w:rPr>
-                <w:noProof/>
-                <w:webHidden/>
-              </w:rPr>
-              <w:fldChar w:fldCharType="end"/>
-            </w:r>
-          </w:hyperlink>
-        </w:p>
-        <w:p>
-          <w:pPr>
-            <w:pStyle w:val="TDC2"/>
-            <w:rPr>
-              <w:rFonts w:eastAsiaTheme="minorEastAsia"/>
-              <w:noProof/>
-              <w:sz w:val="24"/>
-              <w:szCs w:val="24"/>
-              <w:lang w:eastAsia="es-MX"/>
-            </w:rPr>
-          </w:pPr>
-          <w:hyperlink w:anchor="_Toc211880600" w:history="1">
-            <w:r>
-              <w:rPr>
-                <w:rStyle w:val="Hipervnculo"/>
-                <w:noProof/>
-              </w:rPr>
-              <w:t>3.1 Concepto</w:t>
-            </w:r>
-            <w:r>
-              <w:rPr>
-                <w:noProof/>
-                <w:webHidden/>
-              </w:rPr>
-              <w:tab/>
-            </w:r>
-            <w:r>
-              <w:rPr>
-                <w:noProof/>
-                <w:webHidden/>
-              </w:rPr>
-              <w:fldChar w:fldCharType="begin"/>
-            </w:r>
-            <w:r>
-              <w:rPr>
-                <w:noProof/>
-                <w:webHidden/>
-              </w:rPr>
-              <w:instrText xml:space="preserve"> PAGEREF _Toc211880600 \h </w:instrText>
-            </w:r>
-            <w:r>
-              <w:rPr>
-                <w:noProof/>
-                <w:webHidden/>
-              </w:rPr>
-            </w:r>
-            <w:r>
-              <w:rPr>
-                <w:noProof/>
-                <w:webHidden/>
-              </w:rPr>
-              <w:fldChar w:fldCharType="separate"/>
-            </w:r>
-            <w:r>
-              <w:rPr>
-                <w:noProof/>
-                <w:webHidden/>
-              </w:rPr>
-              <w:t>12</w:t>
-            </w:r>
-            <w:r>
-              <w:rPr>
-                <w:noProof/>
-                <w:webHidden/>
-              </w:rPr>
-              <w:fldChar w:fldCharType="end"/>
-            </w:r>
-          </w:hyperlink>
-        </w:p>
-        <w:p>
-          <w:pPr>
-            <w:pStyle w:val="TDC2"/>
-            <w:rPr>
-              <w:rFonts w:eastAsiaTheme="minorEastAsia"/>
-              <w:noProof/>
-              <w:sz w:val="24"/>
-              <w:szCs w:val="24"/>
-              <w:lang w:eastAsia="es-MX"/>
-            </w:rPr>
-          </w:pPr>
-          <w:hyperlink w:anchor="_Toc211880601" w:history="1">
-            <w:r>
-              <w:rPr>
-                <w:rStyle w:val="Hipervnculo"/>
-                <w:noProof/>
-              </w:rPr>
-              <w:t>3.2 Elementos</w:t>
-            </w:r>
-            <w:r>
-              <w:rPr>
-                <w:noProof/>
-                <w:webHidden/>
-              </w:rPr>
-              <w:tab/>
-            </w:r>
-            <w:r>
-              <w:rPr>
-                <w:noProof/>
-                <w:webHidden/>
-              </w:rPr>
-              <w:fldChar w:fldCharType="begin"/>
-            </w:r>
-            <w:r>
-              <w:rPr>
-                <w:noProof/>
-                <w:webHidden/>
-              </w:rPr>
-              <w:instrText xml:space="preserve"> PAGEREF _Toc211880601 \h </w:instrText>
+              <w:instrText xml:space="preserve"> PAGEREF _Toc212062729 \h </w:instrText>
             </w:r>
             <w:r>
               <w:rPr>
@@ -1537,13 +1399,13 @@
               <w:lang w:eastAsia="es-MX"/>
             </w:rPr>
           </w:pPr>
-          <w:hyperlink w:anchor="_Toc211880602" w:history="1">
+          <w:hyperlink w:anchor="_Toc212062730" w:history="1">
             <w:r>
               <w:rPr>
                 <w:rStyle w:val="Hipervnculo"/>
                 <w:noProof/>
               </w:rPr>
-              <w:t>3.3 Características</w:t>
+              <w:t>3.1 Concepto</w:t>
             </w:r>
             <w:r>
               <w:rPr>
@@ -1564,7 +1426,7 @@
                 <w:noProof/>
                 <w:webHidden/>
               </w:rPr>
-              <w:instrText xml:space="preserve"> PAGEREF _Toc211880602 \h </w:instrText>
+              <w:instrText xml:space="preserve"> PAGEREF _Toc212062730 \h </w:instrText>
             </w:r>
             <w:r>
               <w:rPr>
@@ -1606,7 +1468,145 @@
               <w:lang w:eastAsia="es-MX"/>
             </w:rPr>
           </w:pPr>
-          <w:hyperlink w:anchor="_Toc211880603" w:history="1">
+          <w:hyperlink w:anchor="_Toc212062731" w:history="1">
+            <w:r>
+              <w:rPr>
+                <w:rStyle w:val="Hipervnculo"/>
+                <w:noProof/>
+              </w:rPr>
+              <w:t>3.2 Elementos</w:t>
+            </w:r>
+            <w:r>
+              <w:rPr>
+                <w:noProof/>
+                <w:webHidden/>
+              </w:rPr>
+              <w:tab/>
+            </w:r>
+            <w:r>
+              <w:rPr>
+                <w:noProof/>
+                <w:webHidden/>
+              </w:rPr>
+              <w:fldChar w:fldCharType="begin"/>
+            </w:r>
+            <w:r>
+              <w:rPr>
+                <w:noProof/>
+                <w:webHidden/>
+              </w:rPr>
+              <w:instrText xml:space="preserve"> PAGEREF _Toc212062731 \h </w:instrText>
+            </w:r>
+            <w:r>
+              <w:rPr>
+                <w:noProof/>
+                <w:webHidden/>
+              </w:rPr>
+            </w:r>
+            <w:r>
+              <w:rPr>
+                <w:noProof/>
+                <w:webHidden/>
+              </w:rPr>
+              <w:fldChar w:fldCharType="separate"/>
+            </w:r>
+            <w:r>
+              <w:rPr>
+                <w:noProof/>
+                <w:webHidden/>
+              </w:rPr>
+              <w:t>14</w:t>
+            </w:r>
+            <w:r>
+              <w:rPr>
+                <w:noProof/>
+                <w:webHidden/>
+              </w:rPr>
+              <w:fldChar w:fldCharType="end"/>
+            </w:r>
+          </w:hyperlink>
+        </w:p>
+        <w:p>
+          <w:pPr>
+            <w:pStyle w:val="TDC2"/>
+            <w:rPr>
+              <w:rFonts w:eastAsiaTheme="minorEastAsia"/>
+              <w:noProof/>
+              <w:sz w:val="24"/>
+              <w:szCs w:val="24"/>
+              <w:lang w:eastAsia="es-MX"/>
+            </w:rPr>
+          </w:pPr>
+          <w:hyperlink w:anchor="_Toc212062732" w:history="1">
+            <w:r>
+              <w:rPr>
+                <w:rStyle w:val="Hipervnculo"/>
+                <w:noProof/>
+              </w:rPr>
+              <w:t>3.3 Características</w:t>
+            </w:r>
+            <w:r>
+              <w:rPr>
+                <w:noProof/>
+                <w:webHidden/>
+              </w:rPr>
+              <w:tab/>
+            </w:r>
+            <w:r>
+              <w:rPr>
+                <w:noProof/>
+                <w:webHidden/>
+              </w:rPr>
+              <w:fldChar w:fldCharType="begin"/>
+            </w:r>
+            <w:r>
+              <w:rPr>
+                <w:noProof/>
+                <w:webHidden/>
+              </w:rPr>
+              <w:instrText xml:space="preserve"> PAGEREF _Toc212062732 \h </w:instrText>
+            </w:r>
+            <w:r>
+              <w:rPr>
+                <w:noProof/>
+                <w:webHidden/>
+              </w:rPr>
+            </w:r>
+            <w:r>
+              <w:rPr>
+                <w:noProof/>
+                <w:webHidden/>
+              </w:rPr>
+              <w:fldChar w:fldCharType="separate"/>
+            </w:r>
+            <w:r>
+              <w:rPr>
+                <w:noProof/>
+                <w:webHidden/>
+              </w:rPr>
+              <w:t>14</w:t>
+            </w:r>
+            <w:r>
+              <w:rPr>
+                <w:noProof/>
+                <w:webHidden/>
+              </w:rPr>
+              <w:fldChar w:fldCharType="end"/>
+            </w:r>
+          </w:hyperlink>
+        </w:p>
+        <w:p>
+          <w:pPr>
+            <w:pStyle w:val="TDC2"/>
+            <w:rPr>
+              <w:rFonts w:eastAsiaTheme="minorEastAsia"/>
+              <w:noProof/>
+              <w:sz w:val="24"/>
+              <w:szCs w:val="24"/>
+              <w:lang w:eastAsia="es-MX"/>
+            </w:rPr>
+          </w:pPr>
+          <w:hyperlink w:anchor="_Toc212062733" w:history="1">
             <w:r>
               <w:rPr>
                 <w:rStyle w:val="Hipervnculo"/>
@@ -1633,7 +1633,7 @@
                 <w:noProof/>
                 <w:webHidden/>
               </w:rPr>
-              <w:instrText xml:space="preserve"> PAGEREF _Toc211880603 \h </w:instrText>
+              <w:instrText xml:space="preserve"> PAGEREF _Toc212062733 \h </w:instrText>
             </w:r>
             <w:r>
               <w:rPr>
@@ -1653,7 +1653,7 @@
                 <w:noProof/>
                 <w:webHidden/>
               </w:rPr>
-              <w:t>15</w:t>
+              <w:t>16</w:t>
             </w:r>
             <w:r>
               <w:rPr>
@@ -1679,7 +1679,7 @@
               <w:lang w:eastAsia="es-MX"/>
             </w:rPr>
           </w:pPr>
-          <w:hyperlink w:anchor="_Toc211880604" w:history="1">
+          <w:hyperlink w:anchor="_Toc212062734" w:history="1">
             <w:r>
               <w:rPr>
                 <w:rStyle w:val="Hipervnculo"/>
@@ -1723,214 +1723,7 @@
                 <w:noProof/>
                 <w:webHidden/>
               </w:rPr>
-              <w:instrText xml:space="preserve"> PAGEREF _Toc211880604 \h </w:instrText>
-            </w:r>
-            <w:r>
-              <w:rPr>
-                <w:noProof/>
-                <w:webHidden/>
-              </w:rPr>
-            </w:r>
-            <w:r>
-              <w:rPr>
-                <w:noProof/>
-                <w:webHidden/>
-              </w:rPr>
-              <w:fldChar w:fldCharType="separate"/>
-            </w:r>
-            <w:r>
-              <w:rPr>
-                <w:noProof/>
-                <w:webHidden/>
-              </w:rPr>
-              <w:t>17</w:t>
-            </w:r>
-            <w:r>
-              <w:rPr>
-                <w:noProof/>
-                <w:webHidden/>
-              </w:rPr>
-              <w:fldChar w:fldCharType="end"/>
-            </w:r>
-          </w:hyperlink>
-        </w:p>
-        <w:p>
-          <w:pPr>
-            <w:pStyle w:val="TDC2"/>
-            <w:rPr>
-              <w:rFonts w:eastAsiaTheme="minorEastAsia"/>
-              <w:noProof/>
-              <w:sz w:val="24"/>
-              <w:szCs w:val="24"/>
-              <w:lang w:eastAsia="es-MX"/>
-            </w:rPr>
-          </w:pPr>
-          <w:hyperlink w:anchor="_Toc211880605" w:history="1">
-            <w:r>
-              <w:rPr>
-                <w:rStyle w:val="Hipervnculo"/>
-                <w:noProof/>
-              </w:rPr>
-              <w:t>4.1 Concepto</w:t>
-            </w:r>
-            <w:r>
-              <w:rPr>
-                <w:noProof/>
-                <w:webHidden/>
-              </w:rPr>
-              <w:tab/>
-            </w:r>
-            <w:r>
-              <w:rPr>
-                <w:noProof/>
-                <w:webHidden/>
-              </w:rPr>
-              <w:fldChar w:fldCharType="begin"/>
-            </w:r>
-            <w:r>
-              <w:rPr>
-                <w:noProof/>
-                <w:webHidden/>
-              </w:rPr>
-              <w:instrText xml:space="preserve"> PAGEREF _Toc211880605 \h </w:instrText>
-            </w:r>
-            <w:r>
-              <w:rPr>
-                <w:noProof/>
-                <w:webHidden/>
-              </w:rPr>
-            </w:r>
-            <w:r>
-              <w:rPr>
-                <w:noProof/>
-                <w:webHidden/>
-              </w:rPr>
-              <w:fldChar w:fldCharType="separate"/>
-            </w:r>
-            <w:r>
-              <w:rPr>
-                <w:noProof/>
-                <w:webHidden/>
-              </w:rPr>
-              <w:t>17</w:t>
-            </w:r>
-            <w:r>
-              <w:rPr>
-                <w:noProof/>
-                <w:webHidden/>
-              </w:rPr>
-              <w:fldChar w:fldCharType="end"/>
-            </w:r>
-          </w:hyperlink>
-        </w:p>
-        <w:p>
-          <w:pPr>
-            <w:pStyle w:val="TDC2"/>
-            <w:rPr>
-              <w:rFonts w:eastAsiaTheme="minorEastAsia"/>
-              <w:noProof/>
-              <w:sz w:val="24"/>
-              <w:szCs w:val="24"/>
-              <w:lang w:eastAsia="es-MX"/>
-            </w:rPr>
-          </w:pPr>
-          <w:hyperlink w:anchor="_Toc211880606" w:history="1">
-            <w:r>
-              <w:rPr>
-                <w:rStyle w:val="Hipervnculo"/>
-                <w:noProof/>
-              </w:rPr>
-              <w:t>4.2 Tipos</w:t>
-            </w:r>
-            <w:r>
-              <w:rPr>
-                <w:noProof/>
-                <w:webHidden/>
-              </w:rPr>
-              <w:tab/>
-            </w:r>
-            <w:r>
-              <w:rPr>
-                <w:noProof/>
-                <w:webHidden/>
-              </w:rPr>
-              <w:fldChar w:fldCharType="begin"/>
-            </w:r>
-            <w:r>
-              <w:rPr>
-                <w:noProof/>
-                <w:webHidden/>
-              </w:rPr>
-              <w:instrText xml:space="preserve"> PAGEREF _Toc211880606 \h </w:instrText>
-            </w:r>
-            <w:r>
-              <w:rPr>
-                <w:noProof/>
-                <w:webHidden/>
-              </w:rPr>
-            </w:r>
-            <w:r>
-              <w:rPr>
-                <w:noProof/>
-                <w:webHidden/>
-              </w:rPr>
-              <w:fldChar w:fldCharType="separate"/>
-            </w:r>
-            <w:r>
-              <w:rPr>
-                <w:noProof/>
-                <w:webHidden/>
-              </w:rPr>
-              <w:t>17</w:t>
-            </w:r>
-            <w:r>
-              <w:rPr>
-                <w:noProof/>
-                <w:webHidden/>
-              </w:rPr>
-              <w:fldChar w:fldCharType="end"/>
-            </w:r>
-          </w:hyperlink>
-        </w:p>
-        <w:p>
-          <w:pPr>
-            <w:pStyle w:val="TDC2"/>
-            <w:rPr>
-              <w:rFonts w:eastAsiaTheme="minorEastAsia"/>
-              <w:noProof/>
-              <w:sz w:val="24"/>
-              <w:szCs w:val="24"/>
-              <w:lang w:eastAsia="es-MX"/>
-            </w:rPr>
-          </w:pPr>
-          <w:hyperlink w:anchor="_Toc211880607" w:history="1">
-            <w:r>
-              <w:rPr>
-                <w:rStyle w:val="Hipervnculo"/>
-                <w:noProof/>
-              </w:rPr>
-              <w:t>4.3 Características</w:t>
-            </w:r>
-            <w:r>
-              <w:rPr>
-                <w:noProof/>
-                <w:webHidden/>
-              </w:rPr>
-              <w:tab/>
-            </w:r>
-            <w:r>
-              <w:rPr>
-                <w:noProof/>
-                <w:webHidden/>
-              </w:rPr>
-              <w:fldChar w:fldCharType="begin"/>
-            </w:r>
-            <w:r>
-              <w:rPr>
-                <w:noProof/>
-                <w:webHidden/>
-              </w:rPr>
-              <w:instrText xml:space="preserve"> PAGEREF _Toc211880607 \h </w:instrText>
+              <w:instrText xml:space="preserve"> PAGEREF _Toc212062734 \h </w:instrText>
             </w:r>
             <w:r>
               <w:rPr>
@@ -1963,6 +1756,213 @@
         </w:p>
         <w:p>
           <w:pPr>
+            <w:pStyle w:val="TDC2"/>
+            <w:rPr>
+              <w:rFonts w:eastAsiaTheme="minorEastAsia"/>
+              <w:noProof/>
+              <w:sz w:val="24"/>
+              <w:szCs w:val="24"/>
+              <w:lang w:eastAsia="es-MX"/>
+            </w:rPr>
+          </w:pPr>
+          <w:hyperlink w:anchor="_Toc212062735" w:history="1">
+            <w:r>
+              <w:rPr>
+                <w:rStyle w:val="Hipervnculo"/>
+                <w:noProof/>
+              </w:rPr>
+              <w:t>4.1 Concepto</w:t>
+            </w:r>
+            <w:r>
+              <w:rPr>
+                <w:noProof/>
+                <w:webHidden/>
+              </w:rPr>
+              <w:tab/>
+            </w:r>
+            <w:r>
+              <w:rPr>
+                <w:noProof/>
+                <w:webHidden/>
+              </w:rPr>
+              <w:fldChar w:fldCharType="begin"/>
+            </w:r>
+            <w:r>
+              <w:rPr>
+                <w:noProof/>
+                <w:webHidden/>
+              </w:rPr>
+              <w:instrText xml:space="preserve"> PAGEREF _Toc212062735 \h </w:instrText>
+            </w:r>
+            <w:r>
+              <w:rPr>
+                <w:noProof/>
+                <w:webHidden/>
+              </w:rPr>
+            </w:r>
+            <w:r>
+              <w:rPr>
+                <w:noProof/>
+                <w:webHidden/>
+              </w:rPr>
+              <w:fldChar w:fldCharType="separate"/>
+            </w:r>
+            <w:r>
+              <w:rPr>
+                <w:noProof/>
+                <w:webHidden/>
+              </w:rPr>
+              <w:t>18</w:t>
+            </w:r>
+            <w:r>
+              <w:rPr>
+                <w:noProof/>
+                <w:webHidden/>
+              </w:rPr>
+              <w:fldChar w:fldCharType="end"/>
+            </w:r>
+          </w:hyperlink>
+        </w:p>
+        <w:p>
+          <w:pPr>
+            <w:pStyle w:val="TDC2"/>
+            <w:rPr>
+              <w:rFonts w:eastAsiaTheme="minorEastAsia"/>
+              <w:noProof/>
+              <w:sz w:val="24"/>
+              <w:szCs w:val="24"/>
+              <w:lang w:eastAsia="es-MX"/>
+            </w:rPr>
+          </w:pPr>
+          <w:hyperlink w:anchor="_Toc212062736" w:history="1">
+            <w:r>
+              <w:rPr>
+                <w:rStyle w:val="Hipervnculo"/>
+                <w:noProof/>
+              </w:rPr>
+              <w:t>4.2 Tipos</w:t>
+            </w:r>
+            <w:r>
+              <w:rPr>
+                <w:noProof/>
+                <w:webHidden/>
+              </w:rPr>
+              <w:tab/>
+            </w:r>
+            <w:r>
+              <w:rPr>
+                <w:noProof/>
+                <w:webHidden/>
+              </w:rPr>
+              <w:fldChar w:fldCharType="begin"/>
+            </w:r>
+            <w:r>
+              <w:rPr>
+                <w:noProof/>
+                <w:webHidden/>
+              </w:rPr>
+              <w:instrText xml:space="preserve"> PAGEREF _Toc212062736 \h </w:instrText>
+            </w:r>
+            <w:r>
+              <w:rPr>
+                <w:noProof/>
+                <w:webHidden/>
+              </w:rPr>
+            </w:r>
+            <w:r>
+              <w:rPr>
+                <w:noProof/>
+                <w:webHidden/>
+              </w:rPr>
+              <w:fldChar w:fldCharType="separate"/>
+            </w:r>
+            <w:r>
+              <w:rPr>
+                <w:noProof/>
+                <w:webHidden/>
+              </w:rPr>
+              <w:t>18</w:t>
+            </w:r>
+            <w:r>
+              <w:rPr>
+                <w:noProof/>
+                <w:webHidden/>
+              </w:rPr>
+              <w:fldChar w:fldCharType="end"/>
+            </w:r>
+          </w:hyperlink>
+        </w:p>
+        <w:p>
+          <w:pPr>
+            <w:pStyle w:val="TDC2"/>
+            <w:rPr>
+              <w:rFonts w:eastAsiaTheme="minorEastAsia"/>
+              <w:noProof/>
+              <w:sz w:val="24"/>
+              <w:szCs w:val="24"/>
+              <w:lang w:eastAsia="es-MX"/>
+            </w:rPr>
+          </w:pPr>
+          <w:hyperlink w:anchor="_Toc212062737" w:history="1">
+            <w:r>
+              <w:rPr>
+                <w:rStyle w:val="Hipervnculo"/>
+                <w:noProof/>
+              </w:rPr>
+              <w:t>4.3 Características</w:t>
+            </w:r>
+            <w:r>
+              <w:rPr>
+                <w:noProof/>
+                <w:webHidden/>
+              </w:rPr>
+              <w:tab/>
+            </w:r>
+            <w:r>
+              <w:rPr>
+                <w:noProof/>
+                <w:webHidden/>
+              </w:rPr>
+              <w:fldChar w:fldCharType="begin"/>
+            </w:r>
+            <w:r>
+              <w:rPr>
+                <w:noProof/>
+                <w:webHidden/>
+              </w:rPr>
+              <w:instrText xml:space="preserve"> PAGEREF _Toc212062737 \h </w:instrText>
+            </w:r>
+            <w:r>
+              <w:rPr>
+                <w:noProof/>
+                <w:webHidden/>
+              </w:rPr>
+            </w:r>
+            <w:r>
+              <w:rPr>
+                <w:noProof/>
+                <w:webHidden/>
+              </w:rPr>
+              <w:fldChar w:fldCharType="separate"/>
+            </w:r>
+            <w:r>
+              <w:rPr>
+                <w:noProof/>
+                <w:webHidden/>
+              </w:rPr>
+              <w:t>19</w:t>
+            </w:r>
+            <w:r>
+              <w:rPr>
+                <w:noProof/>
+                <w:webHidden/>
+              </w:rPr>
+              <w:fldChar w:fldCharType="end"/>
+            </w:r>
+          </w:hyperlink>
+        </w:p>
+        <w:p>
+          <w:pPr>
             <w:pStyle w:val="TDC1"/>
             <w:tabs>
               <w:tab w:val="right" w:leader="dot" w:pos="9962"/>
@@ -1975,7 +1975,7 @@
               <w:lang w:eastAsia="es-MX"/>
             </w:rPr>
           </w:pPr>
-          <w:hyperlink w:anchor="_Toc211880608" w:history="1">
+          <w:hyperlink w:anchor="_Toc212062738" w:history="1">
             <w:r>
               <w:rPr>
                 <w:rStyle w:val="Hipervnculo"/>
@@ -2002,79 +2002,7 @@
                 <w:noProof/>
                 <w:webHidden/>
               </w:rPr>
-              <w:instrText xml:space="preserve"> PAGEREF _Toc211880608 \h </w:instrText>
-            </w:r>
-            <w:r>
-              <w:rPr>
-                <w:noProof/>
-                <w:webHidden/>
-              </w:rPr>
-            </w:r>
-            <w:r>
-              <w:rPr>
-                <w:noProof/>
-                <w:webHidden/>
-              </w:rPr>
-              <w:fldChar w:fldCharType="separate"/>
-            </w:r>
-            <w:r>
-              <w:rPr>
-                <w:noProof/>
-                <w:webHidden/>
-              </w:rPr>
-              <w:t>20</w:t>
-            </w:r>
-            <w:r>
-              <w:rPr>
-                <w:noProof/>
-                <w:webHidden/>
-              </w:rPr>
-              <w:fldChar w:fldCharType="end"/>
-            </w:r>
-          </w:hyperlink>
-        </w:p>
-        <w:p>
-          <w:pPr>
-            <w:pStyle w:val="TDC1"/>
-            <w:tabs>
-              <w:tab w:val="right" w:leader="dot" w:pos="9962"/>
-            </w:tabs>
-            <w:rPr>
-              <w:rFonts w:eastAsiaTheme="minorEastAsia"/>
-              <w:noProof/>
-              <w:sz w:val="24"/>
-              <w:szCs w:val="24"/>
-              <w:lang w:eastAsia="es-MX"/>
-            </w:rPr>
-          </w:pPr>
-          <w:hyperlink w:anchor="_Toc211880609" w:history="1">
-            <w:r>
-              <w:rPr>
-                <w:rStyle w:val="Hipervnculo"/>
-                <w:noProof/>
-              </w:rPr>
-              <w:t>Glosario</w:t>
-            </w:r>
-            <w:r>
-              <w:rPr>
-                <w:noProof/>
-                <w:webHidden/>
-              </w:rPr>
-              <w:tab/>
-            </w:r>
-            <w:r>
-              <w:rPr>
-                <w:noProof/>
-                <w:webHidden/>
-              </w:rPr>
-              <w:fldChar w:fldCharType="begin"/>
-            </w:r>
-            <w:r>
-              <w:rPr>
-                <w:noProof/>
-                <w:webHidden/>
-              </w:rPr>
-              <w:instrText xml:space="preserve"> PAGEREF _Toc211880609 \h </w:instrText>
+              <w:instrText xml:space="preserve"> PAGEREF _Toc212062738 \h </w:instrText>
             </w:r>
             <w:r>
               <w:rPr>
@@ -2119,7 +2047,79 @@
               <w:lang w:eastAsia="es-MX"/>
             </w:rPr>
           </w:pPr>
-          <w:hyperlink w:anchor="_Toc211880610" w:history="1">
+          <w:hyperlink w:anchor="_Toc212062739" w:history="1">
+            <w:r>
+              <w:rPr>
+                <w:rStyle w:val="Hipervnculo"/>
+                <w:noProof/>
+              </w:rPr>
+              <w:t>Glosario</w:t>
+            </w:r>
+            <w:r>
+              <w:rPr>
+                <w:noProof/>
+                <w:webHidden/>
+              </w:rPr>
+              <w:tab/>
+            </w:r>
+            <w:r>
+              <w:rPr>
+                <w:noProof/>
+                <w:webHidden/>
+              </w:rPr>
+              <w:fldChar w:fldCharType="begin"/>
+            </w:r>
+            <w:r>
+              <w:rPr>
+                <w:noProof/>
+                <w:webHidden/>
+              </w:rPr>
+              <w:instrText xml:space="preserve"> PAGEREF _Toc212062739 \h </w:instrText>
+            </w:r>
+            <w:r>
+              <w:rPr>
+                <w:noProof/>
+                <w:webHidden/>
+              </w:rPr>
+            </w:r>
+            <w:r>
+              <w:rPr>
+                <w:noProof/>
+                <w:webHidden/>
+              </w:rPr>
+              <w:fldChar w:fldCharType="separate"/>
+            </w:r>
+            <w:r>
+              <w:rPr>
+                <w:noProof/>
+                <w:webHidden/>
+              </w:rPr>
+              <w:t>22</w:t>
+            </w:r>
+            <w:r>
+              <w:rPr>
+                <w:noProof/>
+                <w:webHidden/>
+              </w:rPr>
+              <w:fldChar w:fldCharType="end"/>
+            </w:r>
+          </w:hyperlink>
+        </w:p>
+        <w:p>
+          <w:pPr>
+            <w:pStyle w:val="TDC1"/>
+            <w:tabs>
+              <w:tab w:val="right" w:leader="dot" w:pos="9962"/>
+            </w:tabs>
+            <w:rPr>
+              <w:rFonts w:eastAsiaTheme="minorEastAsia"/>
+              <w:noProof/>
+              <w:sz w:val="24"/>
+              <w:szCs w:val="24"/>
+              <w:lang w:eastAsia="es-MX"/>
+            </w:rPr>
+          </w:pPr>
+          <w:hyperlink w:anchor="_Toc212062740" w:history="1">
             <w:r>
               <w:rPr>
                 <w:rStyle w:val="Hipervnculo"/>
@@ -2146,79 +2146,7 @@
                 <w:noProof/>
                 <w:webHidden/>
               </w:rPr>
-              <w:instrText xml:space="preserve"> PAGEREF _Toc211880610 \h </w:instrText>
-            </w:r>
-            <w:r>
-              <w:rPr>
-                <w:noProof/>
-                <w:webHidden/>
-              </w:rPr>
-            </w:r>
-            <w:r>
-              <w:rPr>
-                <w:noProof/>
-                <w:webHidden/>
-              </w:rPr>
-              <w:fldChar w:fldCharType="separate"/>
-            </w:r>
-            <w:r>
-              <w:rPr>
-                <w:noProof/>
-                <w:webHidden/>
-              </w:rPr>
-              <w:t>23</w:t>
-            </w:r>
-            <w:r>
-              <w:rPr>
-                <w:noProof/>
-                <w:webHidden/>
-              </w:rPr>
-              <w:fldChar w:fldCharType="end"/>
-            </w:r>
-          </w:hyperlink>
-        </w:p>
-        <w:p>
-          <w:pPr>
-            <w:pStyle w:val="TDC1"/>
-            <w:tabs>
-              <w:tab w:val="right" w:leader="dot" w:pos="9962"/>
-            </w:tabs>
-            <w:rPr>
-              <w:rFonts w:eastAsiaTheme="minorEastAsia"/>
-              <w:noProof/>
-              <w:sz w:val="24"/>
-              <w:szCs w:val="24"/>
-              <w:lang w:eastAsia="es-MX"/>
-            </w:rPr>
-          </w:pPr>
-          <w:hyperlink w:anchor="_Toc211880611" w:history="1">
-            <w:r>
-              <w:rPr>
-                <w:rStyle w:val="Hipervnculo"/>
-                <w:noProof/>
-              </w:rPr>
-              <w:t>Referencias bibliográficas</w:t>
-            </w:r>
-            <w:r>
-              <w:rPr>
-                <w:noProof/>
-                <w:webHidden/>
-              </w:rPr>
-              <w:tab/>
-            </w:r>
-            <w:r>
-              <w:rPr>
-                <w:noProof/>
-                <w:webHidden/>
-              </w:rPr>
-              <w:fldChar w:fldCharType="begin"/>
-            </w:r>
-            <w:r>
-              <w:rPr>
-                <w:noProof/>
-                <w:webHidden/>
-              </w:rPr>
-              <w:instrText xml:space="preserve"> PAGEREF _Toc211880611 \h </w:instrText>
+              <w:instrText xml:space="preserve"> PAGEREF _Toc212062740 \h </w:instrText>
             </w:r>
             <w:r>
               <w:rPr>
@@ -2263,7 +2191,79 @@
               <w:lang w:eastAsia="es-MX"/>
             </w:rPr>
           </w:pPr>
-          <w:hyperlink w:anchor="_Toc211880612" w:history="1">
+          <w:hyperlink w:anchor="_Toc212062741" w:history="1">
+            <w:r>
+              <w:rPr>
+                <w:rStyle w:val="Hipervnculo"/>
+                <w:noProof/>
+              </w:rPr>
+              <w:t>Referencias bibliográficas</w:t>
+            </w:r>
+            <w:r>
+              <w:rPr>
+                <w:noProof/>
+                <w:webHidden/>
+              </w:rPr>
+              <w:tab/>
+            </w:r>
+            <w:r>
+              <w:rPr>
+                <w:noProof/>
+                <w:webHidden/>
+              </w:rPr>
+              <w:fldChar w:fldCharType="begin"/>
+            </w:r>
+            <w:r>
+              <w:rPr>
+                <w:noProof/>
+                <w:webHidden/>
+              </w:rPr>
+              <w:instrText xml:space="preserve"> PAGEREF _Toc212062741 \h </w:instrText>
+            </w:r>
+            <w:r>
+              <w:rPr>
+                <w:noProof/>
+                <w:webHidden/>
+              </w:rPr>
+            </w:r>
+            <w:r>
+              <w:rPr>
+                <w:noProof/>
+                <w:webHidden/>
+              </w:rPr>
+              <w:fldChar w:fldCharType="separate"/>
+            </w:r>
+            <w:r>
+              <w:rPr>
+                <w:noProof/>
+                <w:webHidden/>
+              </w:rPr>
+              <w:t>25</w:t>
+            </w:r>
+            <w:r>
+              <w:rPr>
+                <w:noProof/>
+                <w:webHidden/>
+              </w:rPr>
+              <w:fldChar w:fldCharType="end"/>
+            </w:r>
+          </w:hyperlink>
+        </w:p>
+        <w:p>
+          <w:pPr>
+            <w:pStyle w:val="TDC1"/>
+            <w:tabs>
+              <w:tab w:val="right" w:leader="dot" w:pos="9962"/>
+            </w:tabs>
+            <w:rPr>
+              <w:rFonts w:eastAsiaTheme="minorEastAsia"/>
+              <w:noProof/>
+              <w:sz w:val="24"/>
+              <w:szCs w:val="24"/>
+              <w:lang w:eastAsia="es-MX"/>
+            </w:rPr>
+          </w:pPr>
+          <w:hyperlink w:anchor="_Toc212062742" w:history="1">
             <w:r>
               <w:rPr>
                 <w:rStyle w:val="Hipervnculo"/>
@@ -2290,7 +2290,7 @@
                 <w:noProof/>
                 <w:webHidden/>
               </w:rPr>
-              <w:instrText xml:space="preserve"> PAGEREF _Toc211880612 \h </w:instrText>
+              <w:instrText xml:space="preserve"> PAGEREF _Toc212062742 \h </w:instrText>
             </w:r>
             <w:r>
               <w:rPr>
@@ -2310,7 +2310,7 @@
                 <w:noProof/>
                 <w:webHidden/>
               </w:rPr>
-              <w:t>26</w:t>
+              <w:t>27</w:t>
             </w:r>
             <w:r>
               <w:rPr>
@@ -2347,7 +2347,7 @@
       <w:pPr>
         <w:pStyle w:val="Titulosgenerales"/>
       </w:pPr>
-      <w:bookmarkStart w:id="0" w:name="_Toc211880589"/>
+      <w:bookmarkStart w:id="0" w:name="_Toc212062719"/>
       <w:r>
         <w:lastRenderedPageBreak/>
         <w:t>Introducción</w:t>
@@ -2364,6 +2364,14 @@
         <w:t>Este componente también enfatiza el uso de herramientas de monitoreo, con un enfoque en la mejora continua y la competitividad de las organizaciones del transporte. Además, promueve la toma de decisiones informadas y la integración de políticas sectoriales en la operación. Así, se contribuye a la formación de profesionales capaces de responder a las necesidades del sector con eficiencia y sostenibilidad.</w:t>
       </w:r>
     </w:p>
+    <w:p/>
+    <w:p/>
+    <w:p/>
+    <w:p/>
+    <w:p/>
+    <w:p/>
+    <w:p/>
+    <w:p/>
     <w:p>
       <w:pPr>
         <w:pStyle w:val="Video"/>
@@ -2376,22 +2384,94 @@
         <w:rPr>
           <w:lang w:val="es-419"/>
         </w:rPr>
+        <w:lastRenderedPageBreak/>
         <w:t>Planeación y evaluación de procesos en transporte</w:t>
       </w:r>
     </w:p>
     <w:p>
       <w:pPr>
+        <w:ind w:firstLine="0"/>
         <w:jc w:val="center"/>
         <w:rPr>
           <w:lang w:val="es-419"/>
         </w:rPr>
       </w:pPr>
       <w:r>
-        <w:rPr>
-          <w:highlight w:val="yellow"/>
-          <w:lang w:val="es-419"/>
-        </w:rPr>
-        <w:t>FALTA VIDEO</w:t>
+        <w:fldChar w:fldCharType="begin"/>
+      </w:r>
+      <w:r>
+        <w:instrText xml:space="preserve"> INCLUDEPICTURE "https://img.youtube.com/vi/zD6prKIIWxg/maxresdefault.jpg" \* MERGEFORMATINET </w:instrText>
+      </w:r>
+      <w:r>
+        <w:fldChar w:fldCharType="separate"/>
+      </w:r>
+      <w:r>
+        <w:rPr>
+          <w:noProof/>
+        </w:rPr>
+        <w:drawing>
+          <wp:inline distT="0" distB="0" distL="0" distR="0" wp14:anchorId="068D1CC0" wp14:editId="4D7AFA83">
+            <wp:extent cx="5009157" cy="2817525"/>
+            <wp:effectExtent l="0" t="0" r="0" b="1905"/>
+            <wp:docPr id="519818400" name="Imagen 4">
+              <a:extLst xmlns:a="http://schemas.openxmlformats.org/drawingml/2006/main">
+                <a:ext uri="{C183D7F6-B498-43B3-948B-1728B52AA6E4}">
+                  <adec:decorative xmlns:adec="http://schemas.microsoft.com/office/drawing/2017/decorative" val="1"/>
+                </a:ext>
+              </a:extLst>
+            </wp:docPr>
+            <wp:cNvGraphicFramePr>
+              <a:graphicFrameLocks xmlns:a="http://schemas.openxmlformats.org/drawingml/2006/main" noChangeAspect="1"/>
+            </wp:cNvGraphicFramePr>
+            <a:graphic xmlns:a="http://schemas.openxmlformats.org/drawingml/2006/main">
+              <a:graphicData uri="http://schemas.openxmlformats.org/drawingml/2006/picture">
+                <pic:pic xmlns:pic="http://schemas.openxmlformats.org/drawingml/2006/picture">
+                  <pic:nvPicPr>
+                    <pic:cNvPr id="519818400" name="Imagen 4">
+                      <a:extLst>
+                        <a:ext uri="{C183D7F6-B498-43B3-948B-1728B52AA6E4}">
+                          <adec:decorative xmlns:adec="http://schemas.microsoft.com/office/drawing/2017/decorative" val="1"/>
+                        </a:ext>
+                      </a:extLst>
+                    </pic:cNvPr>
+                    <pic:cNvPicPr>
+                      <a:picLocks noChangeAspect="1" noChangeArrowheads="1"/>
+                    </pic:cNvPicPr>
+                  </pic:nvPicPr>
+                  <pic:blipFill>
+                    <a:blip r:embed="rId13" cstate="print">
+                      <a:extLst>
+                        <a:ext uri="{28A0092B-C50C-407E-A947-70E740481C1C}">
+                          <a14:useLocalDpi xmlns:a14="http://schemas.microsoft.com/office/drawing/2010/main" val="0"/>
+                        </a:ext>
+                      </a:extLst>
+                    </a:blip>
+                    <a:srcRect/>
+                    <a:stretch>
+                      <a:fillRect/>
+                    </a:stretch>
+                  </pic:blipFill>
+                  <pic:spPr bwMode="auto">
+                    <a:xfrm>
+                      <a:off x="0" y="0"/>
+                      <a:ext cx="5068520" cy="2850915"/>
+                    </a:xfrm>
+                    <a:prstGeom prst="rect">
+                      <a:avLst/>
+                    </a:prstGeom>
+                    <a:noFill/>
+                    <a:ln>
+                      <a:noFill/>
+                    </a:ln>
+                  </pic:spPr>
+                </pic:pic>
+              </a:graphicData>
+            </a:graphic>
+          </wp:inline>
+        </w:drawing>
+      </w:r>
+      <w:r>
+        <w:fldChar w:fldCharType="end"/>
       </w:r>
     </w:p>
     <w:p>
@@ -2433,14 +2513,17 @@
           <w:lang w:val="es-419"/>
         </w:rPr>
       </w:pPr>
-      <w:r>
-        <w:rPr>
-          <w:b/>
-          <w:bCs/>
-          <w:lang w:val="es-419"/>
-        </w:rPr>
-        <w:t>Enlace de reproducción del video</w:t>
-      </w:r>
+      <w:hyperlink r:id="rId14" w:history="1">
+        <w:r>
+          <w:rPr>
+            <w:rStyle w:val="Hipervnculo"/>
+            <w:b/>
+            <w:bCs/>
+            <w:lang w:val="es-419"/>
+          </w:rPr>
+          <w:t>Enlace de reproducción del video</w:t>
+        </w:r>
+      </w:hyperlink>
       <w:r>
         <w:rPr>
           <w:b/>
@@ -2515,11 +2598,7 @@
           </w:p>
           <w:p>
             <w:r>
-              <w:t xml:space="preserve">Le damos la bienvenida al componente formativo “Planeación y evaluación de procesos operativos en transporte”. Este espacio académico permitirá comprender </w:t>
-            </w:r>
-            <w:r>
-              <w:lastRenderedPageBreak/>
-              <w:t>los fundamentos del transporte y su marco operativo, iniciando con el análisis de su concepto, evolución y relevancia en la dinámica logística.</w:t>
+              <w:t>Le damos la bienvenida al componente formativo “Planeación y evaluación de procesos operativos en transporte”. Este espacio académico permitirá comprender los fundamentos del transporte y su marco operativo, iniciando con el análisis de su concepto, evolución y relevancia en la dinámica logística.</w:t>
             </w:r>
           </w:p>
           <w:p>
@@ -2529,6 +2608,7 @@
           </w:p>
           <w:p>
             <w:r>
+              <w:lastRenderedPageBreak/>
               <w:t>El recorrido incluye la normativa y las políticas que regulan el sector, aspecto indispensable para garantizar operaciones seguras, legales y sostenibles. Seguidamente, se abordarán los indicadores de gestión, métricas clave que permiten medir el desempeño, detectar desviaciones y apoyar la toma de decisiones.</w:t>
             </w:r>
           </w:p>
@@ -2539,6 +2619,7 @@
             <w:r>
               <w:rPr>
                 <w:rStyle w:val="Extranjerismo"/>
+                <w:lang w:val="es-CO"/>
               </w:rPr>
               <w:t>software</w:t>
             </w:r>
@@ -2562,19 +2643,30 @@
     <w:p>
       <w:pPr>
         <w:widowControl w:val="0"/>
+        <w:ind w:firstLine="0"/>
         <w:rPr>
           <w:rFonts w:ascii="Calibri" w:hAnsi="Calibri" w:cs="Calibri"/>
           <w:szCs w:val="28"/>
           <w:lang w:val="es-419"/>
         </w:rPr>
       </w:pPr>
-      <w:r>
+    </w:p>
+    <w:p>
+      <w:pPr>
+        <w:spacing w:before="0" w:after="160" w:line="259" w:lineRule="auto"/>
+        <w:ind w:firstLine="0"/>
         <w:rPr>
           <w:rFonts w:ascii="Calibri" w:hAnsi="Calibri" w:cs="Calibri"/>
           <w:szCs w:val="28"/>
           <w:lang w:val="es-419"/>
         </w:rPr>
-        <w:lastRenderedPageBreak/>
+      </w:pPr>
+      <w:r>
+        <w:rPr>
+          <w:rFonts w:ascii="Calibri" w:hAnsi="Calibri" w:cs="Calibri"/>
+          <w:szCs w:val="28"/>
+          <w:lang w:val="es-419"/>
+        </w:rPr>
         <w:br w:type="page"/>
       </w:r>
     </w:p>
@@ -2582,7 +2674,7 @@
       <w:pPr>
         <w:pStyle w:val="Ttulo1"/>
       </w:pPr>
-      <w:bookmarkStart w:id="1" w:name="_Toc211880590"/>
+      <w:bookmarkStart w:id="1" w:name="_Toc212062720"/>
       <w:r>
         <w:lastRenderedPageBreak/>
         <w:t>Transporte</w:t>
@@ -2619,7 +2711,7 @@
           <w:rFonts w:eastAsia="Times New Roman"/>
         </w:rPr>
       </w:pPr>
-      <w:bookmarkStart w:id="2" w:name="_Toc211880591"/>
+      <w:bookmarkStart w:id="2" w:name="_Toc212062721"/>
       <w:r>
         <w:t>Concepto</w:t>
       </w:r>
@@ -2655,7 +2747,7 @@
       <w:pPr>
         <w:pStyle w:val="Ttulo2"/>
       </w:pPr>
-      <w:bookmarkStart w:id="3" w:name="_Toc211880592"/>
+      <w:bookmarkStart w:id="3" w:name="_Toc212062722"/>
       <w:r>
         <w:t>1.2 Tipos y características</w:t>
       </w:r>
@@ -2769,7 +2861,7 @@
       <w:pPr>
         <w:pStyle w:val="Ttulo2"/>
       </w:pPr>
-      <w:bookmarkStart w:id="4" w:name="_Toc211880593"/>
+      <w:bookmarkStart w:id="4" w:name="_Toc212062723"/>
       <w:r>
         <w:lastRenderedPageBreak/>
         <w:t>1.3 Normativa y políticas del sector</w:t>
@@ -2983,7 +3075,7 @@
       <w:pPr>
         <w:pStyle w:val="Ttulo2"/>
       </w:pPr>
-      <w:bookmarkStart w:id="5" w:name="_Toc211880594"/>
+      <w:bookmarkStart w:id="5" w:name="_Toc212062724"/>
       <w:r>
         <w:t>1.4 Objetivos de la organización</w:t>
       </w:r>
@@ -3133,7 +3225,7 @@
         <w:lastRenderedPageBreak/>
         <w:t xml:space="preserve"> </w:t>
       </w:r>
-      <w:bookmarkStart w:id="6" w:name="_Toc211880595"/>
+      <w:bookmarkStart w:id="6" w:name="_Toc212062725"/>
       <w:r>
         <w:t>Indicadores de gestión</w:t>
       </w:r>
@@ -3187,7 +3279,7 @@
       <w:pPr>
         <w:pStyle w:val="Ttulo2"/>
       </w:pPr>
-      <w:bookmarkStart w:id="7" w:name="_Toc211880596"/>
+      <w:bookmarkStart w:id="7" w:name="_Toc212062726"/>
       <w:r>
         <w:t>2.1 Concepto</w:t>
       </w:r>
@@ -3210,7 +3302,7 @@
       <w:pPr>
         <w:pStyle w:val="Ttulo2"/>
       </w:pPr>
-      <w:bookmarkStart w:id="8" w:name="_Toc211880597"/>
+      <w:bookmarkStart w:id="8" w:name="_Toc212062727"/>
       <w:r>
         <w:t>2.2 Elementos</w:t>
       </w:r>
@@ -3421,7 +3513,7 @@
       <w:pPr>
         <w:pStyle w:val="Ttulo2"/>
       </w:pPr>
-      <w:bookmarkStart w:id="9" w:name="_Toc211880598"/>
+      <w:bookmarkStart w:id="9" w:name="_Toc212062728"/>
       <w:r>
         <w:t>2.3 Características</w:t>
       </w:r>
@@ -3692,6 +3784,9 @@
       </w:r>
     </w:p>
     <w:p>
+      <w:pPr>
+        <w:jc w:val="center"/>
+      </w:pPr>
       <w:r>
         <w:rPr>
           <w:noProof/>
@@ -3712,7 +3807,7 @@
                     <pic:cNvPicPr/>
                   </pic:nvPicPr>
                   <pic:blipFill>
-                    <a:blip r:embed="rId13"/>
+                    <a:blip r:embed="rId15"/>
                     <a:stretch>
                       <a:fillRect/>
                     </a:stretch>
@@ -4015,7 +4110,7 @@
       <w:pPr>
         <w:pStyle w:val="Ttulo1"/>
       </w:pPr>
-      <w:bookmarkStart w:id="10" w:name="_Toc211880599"/>
+      <w:bookmarkStart w:id="10" w:name="_Toc212062729"/>
       <w:r>
         <w:lastRenderedPageBreak/>
         <w:t>Monitoreo del transporte</w:t>
@@ -4039,7 +4134,7 @@
       <w:pPr>
         <w:pStyle w:val="Ttulo2"/>
       </w:pPr>
-      <w:bookmarkStart w:id="11" w:name="_Toc211880600"/>
+      <w:bookmarkStart w:id="11" w:name="_Toc212062730"/>
       <w:r>
         <w:t>3.1 Concepto</w:t>
       </w:r>
@@ -4244,7 +4339,7 @@
       <w:pPr>
         <w:pStyle w:val="Ttulo2"/>
       </w:pPr>
-      <w:bookmarkStart w:id="12" w:name="_Toc211880601"/>
+      <w:bookmarkStart w:id="12" w:name="_Toc212062731"/>
       <w:r>
         <w:t>3.2 Elementos</w:t>
       </w:r>
@@ -4443,7 +4538,7 @@
       <w:pPr>
         <w:pStyle w:val="Ttulo2"/>
       </w:pPr>
-      <w:bookmarkStart w:id="13" w:name="_Toc211880602"/>
+      <w:bookmarkStart w:id="13" w:name="_Toc212062732"/>
       <w:r>
         <w:t>3.3 Características</w:t>
       </w:r>
@@ -4984,7 +5079,7 @@
       <w:pPr>
         <w:pStyle w:val="Ttulo2"/>
       </w:pPr>
-      <w:bookmarkStart w:id="14" w:name="_Toc211880603"/>
+      <w:bookmarkStart w:id="14" w:name="_Toc212062733"/>
       <w:r>
         <w:t>3.4 Pasos</w:t>
       </w:r>
@@ -5275,7 +5370,7 @@
       <w:pPr>
         <w:pStyle w:val="Ttulo1"/>
       </w:pPr>
-      <w:bookmarkStart w:id="15" w:name="_Toc211880604"/>
+      <w:bookmarkStart w:id="15" w:name="_Toc212062734"/>
       <w:r>
         <w:lastRenderedPageBreak/>
         <w:t>Herramientas de monitoreo</w:t>
@@ -5299,7 +5394,7 @@
       <w:pPr>
         <w:pStyle w:val="Ttulo2"/>
       </w:pPr>
-      <w:bookmarkStart w:id="16" w:name="_Toc211880605"/>
+      <w:bookmarkStart w:id="16" w:name="_Toc212062735"/>
       <w:r>
         <w:t>4.1 Concepto</w:t>
       </w:r>
@@ -5320,6 +5415,7 @@
       <w:r>
         <w:rPr>
           <w:rStyle w:val="Extranjerismo"/>
+          <w:lang w:val="es-CO"/>
         </w:rPr>
         <w:t xml:space="preserve"> hardware</w:t>
       </w:r>
@@ -5332,6 +5428,7 @@
       <w:r>
         <w:rPr>
           <w:rStyle w:val="Extranjerismo"/>
+          <w:lang w:val="es-CO"/>
         </w:rPr>
         <w:t>software</w:t>
       </w:r>
@@ -5346,7 +5443,7 @@
       <w:pPr>
         <w:pStyle w:val="Ttulo2"/>
       </w:pPr>
-      <w:bookmarkStart w:id="17" w:name="_Toc211880606"/>
+      <w:bookmarkStart w:id="17" w:name="_Toc212062736"/>
       <w:r>
         <w:t xml:space="preserve">4.2 </w:t>
       </w:r>
@@ -5385,15 +5482,7 @@
           <w:bCs/>
           <w:lang w:val="es-419" w:eastAsia="es-CO"/>
         </w:rPr>
-        <w:t>Sistemas de gestión de almacenes (WMS)</w:t>
-      </w:r>
-      <w:r>
-        <w:rPr>
-          <w:b/>
-          <w:bCs/>
-          <w:lang w:val="es-419" w:eastAsia="es-CO"/>
-        </w:rPr>
-        <w:t>:</w:t>
+        <w:t>Sistemas de gestión de almacenes (WMS):</w:t>
       </w:r>
       <w:r>
         <w:rPr>
@@ -5459,15 +5548,7 @@
           <w:bCs/>
           <w:lang w:val="es-419" w:eastAsia="es-CO"/>
         </w:rPr>
-        <w:t>Sistemas de gestión de transporte (TMS)</w:t>
-      </w:r>
-      <w:r>
-        <w:rPr>
-          <w:b/>
-          <w:bCs/>
-          <w:lang w:val="es-419" w:eastAsia="es-CO"/>
-        </w:rPr>
-        <w:t>:</w:t>
+        <w:t>Sistemas de gestión de transporte (TMS):</w:t>
       </w:r>
       <w:r>
         <w:rPr>
@@ -5513,27 +5594,13 @@
           <w:bCs/>
           <w:lang w:val="es-419" w:eastAsia="es-CO"/>
         </w:rPr>
-        <w:t>Sistemas de rastreo y telemetría</w:t>
+        <w:t>Sistemas de rastreo y telemetría:</w:t>
       </w:r>
       <w:r>
         <w:rPr>
-          <w:b/>
-          <w:bCs/>
           <w:lang w:val="es-419" w:eastAsia="es-CO"/>
         </w:rPr>
-        <w:t>:</w:t>
-      </w:r>
-      <w:r>
-        <w:rPr>
-          <w:lang w:val="es-419" w:eastAsia="es-CO"/>
-        </w:rPr>
-        <w:t xml:space="preserve"> t</w:t>
-      </w:r>
-      <w:r>
-        <w:rPr>
-          <w:lang w:val="es-419" w:eastAsia="es-CO"/>
-        </w:rPr>
-        <w:t xml:space="preserve">ecnologías como GPS, RFID e </w:t>
+        <w:t xml:space="preserve"> tecnologías como GPS, RFID e </w:t>
       </w:r>
       <w:r>
         <w:rPr>
@@ -5566,27 +5633,13 @@
           <w:bCs/>
           <w:lang w:val="es-419" w:eastAsia="es-CO"/>
         </w:rPr>
-        <w:t>Torres de control logístico</w:t>
+        <w:t>Torres de control logístico:</w:t>
       </w:r>
       <w:r>
         <w:rPr>
-          <w:b/>
-          <w:bCs/>
           <w:lang w:val="es-419" w:eastAsia="es-CO"/>
         </w:rPr>
-        <w:t>:</w:t>
-      </w:r>
-      <w:r>
-        <w:rPr>
-          <w:lang w:val="es-419" w:eastAsia="es-CO"/>
-        </w:rPr>
-        <w:t xml:space="preserve"> p</w:t>
-      </w:r>
-      <w:r>
-        <w:rPr>
-          <w:lang w:val="es-419" w:eastAsia="es-CO"/>
-        </w:rPr>
-        <w:t>lataformas que integran información de diferentes fuentes (WMS, TMS o transportistas). Proporcionan una visión global de la cadena de suministro y facilitan decisiones centralizadas.</w:t>
+        <w:t xml:space="preserve"> plataformas que integran información de diferentes fuentes (WMS, TMS o transportistas). Proporcionan una visión global de la cadena de suministro y facilitan decisiones centralizadas.</w:t>
       </w:r>
     </w:p>
     <w:p>
@@ -5606,15 +5659,7 @@
           <w:bCs/>
           <w:lang w:val="es-419" w:eastAsia="es-CO"/>
         </w:rPr>
-        <w:t>Tecnologías de sensores</w:t>
-      </w:r>
-      <w:r>
-        <w:rPr>
-          <w:b/>
-          <w:bCs/>
-          <w:lang w:val="es-419" w:eastAsia="es-CO"/>
-        </w:rPr>
-        <w:t>:</w:t>
+        <w:t>Tecnologías de sensores:</w:t>
       </w:r>
       <w:r>
         <w:rPr>
@@ -5633,7 +5678,7 @@
       <w:pPr>
         <w:pStyle w:val="Ttulo2"/>
       </w:pPr>
-      <w:bookmarkStart w:id="18" w:name="_Toc211880607"/>
+      <w:bookmarkStart w:id="18" w:name="_Toc212062737"/>
       <w:r>
         <w:t>4.3 Características</w:t>
       </w:r>
@@ -5858,7 +5903,7 @@
       <w:pPr>
         <w:pStyle w:val="Titulosgenerales"/>
       </w:pPr>
-      <w:bookmarkStart w:id="19" w:name="_Toc211880608"/>
+      <w:bookmarkStart w:id="19" w:name="_Toc212062738"/>
       <w:r>
         <w:lastRenderedPageBreak/>
         <w:t>Síntesis</w:t>
@@ -5902,6 +5947,7 @@
     </w:p>
     <w:p>
       <w:pPr>
+        <w:jc w:val="center"/>
         <w:rPr>
           <w:lang w:val="es-419" w:eastAsia="es-CO"/>
         </w:rPr>
@@ -5927,7 +5973,7 @@
                     <pic:cNvPicPr/>
                   </pic:nvPicPr>
                   <pic:blipFill>
-                    <a:blip r:embed="rId14"/>
+                    <a:blip r:embed="rId16"/>
                     <a:stretch>
                       <a:fillRect/>
                     </a:stretch>
@@ -5960,7 +6006,7 @@
       <w:pPr>
         <w:pStyle w:val="Titulosgenerales"/>
       </w:pPr>
-      <w:bookmarkStart w:id="20" w:name="_Toc211880609"/>
+      <w:bookmarkStart w:id="20" w:name="_Toc212062739"/>
       <w:r>
         <w:lastRenderedPageBreak/>
         <w:t>Glosario</w:t>
@@ -6588,7 +6634,7 @@
       <w:pPr>
         <w:pStyle w:val="Titulosgenerales"/>
       </w:pPr>
-      <w:bookmarkStart w:id="21" w:name="_Toc211880610"/>
+      <w:bookmarkStart w:id="21" w:name="_Toc212062740"/>
       <w:r>
         <w:lastRenderedPageBreak/>
         <w:t>Material complementario</w:t>
@@ -6785,7 +6831,7 @@
                 <w:szCs w:val="28"/>
               </w:rPr>
             </w:pPr>
-            <w:hyperlink r:id="rId15" w:history="1">
+            <w:hyperlink r:id="rId17" w:history="1">
               <w:r>
                 <w:rPr>
                   <w:rStyle w:val="Hipervnculo"/>
@@ -6881,7 +6927,7 @@
                 <w:u w:val="none"/>
               </w:rPr>
             </w:pPr>
-            <w:hyperlink r:id="rId16" w:history="1">
+            <w:hyperlink r:id="rId18" w:history="1">
               <w:r>
                 <w:rPr>
                   <w:rStyle w:val="Hipervnculo"/>
@@ -6975,7 +7021,7 @@
                 <w:szCs w:val="28"/>
               </w:rPr>
             </w:pPr>
-            <w:hyperlink r:id="rId17" w:history="1">
+            <w:hyperlink r:id="rId19" w:history="1">
               <w:r>
                 <w:rPr>
                   <w:rStyle w:val="Hipervnculo"/>
@@ -6999,7 +7045,7 @@
       <w:pPr>
         <w:pStyle w:val="Titulosgenerales"/>
       </w:pPr>
-      <w:bookmarkStart w:id="22" w:name="_Toc211880611"/>
+      <w:bookmarkStart w:id="22" w:name="_Toc212062741"/>
       <w:r>
         <w:lastRenderedPageBreak/>
         <w:t>Referencias bibliográficas</w:t>
@@ -7023,7 +7069,7 @@
         </w:rPr>
         <w:t xml:space="preserve">Colombia. Congreso de la República. (1996). Ley 336 de 1996: Por la cual se adopta el Estatuto Nacional de Transporte. </w:t>
       </w:r>
-      <w:hyperlink r:id="rId18" w:history="1">
+      <w:hyperlink r:id="rId20" w:history="1">
         <w:r>
           <w:rPr>
             <w:rStyle w:val="Hipervnculo"/>
@@ -7047,7 +7093,7 @@
         </w:rPr>
         <w:t xml:space="preserve">Colombia. Ministerio de Transporte. (2001). Decreto 173 de 2001: Por el cual se reglamenta el Servicio Público de Transporte Terrestre Automotor de Carga. </w:t>
       </w:r>
-      <w:hyperlink r:id="rId19" w:history="1">
+      <w:hyperlink r:id="rId21" w:history="1">
         <w:r>
           <w:rPr>
             <w:rStyle w:val="Hipervnculo"/>
@@ -7071,7 +7117,7 @@
         </w:rPr>
         <w:t xml:space="preserve">Colombia. Ministerio de Transporte. (2002). Decreto 1609 de 2002: Por el cual se reglamenta el manejo y transporte terrestre automotor de mercancías peligrosas por carretera. </w:t>
       </w:r>
-      <w:hyperlink r:id="rId20" w:history="1">
+      <w:hyperlink r:id="rId22" w:history="1">
         <w:r>
           <w:rPr>
             <w:rStyle w:val="Hipervnculo"/>
@@ -7111,7 +7157,7 @@
         </w:rPr>
         <w:t xml:space="preserve"> Ediciones. </w:t>
       </w:r>
-      <w:hyperlink r:id="rId21" w:history="1">
+      <w:hyperlink r:id="rId23" w:history="1">
         <w:r>
           <w:rPr>
             <w:rStyle w:val="Hipervnculo"/>
@@ -7151,7 +7197,7 @@
         </w:rPr>
         <w:t xml:space="preserve"> Ediciones. </w:t>
       </w:r>
-      <w:hyperlink r:id="rId22" w:history="1">
+      <w:hyperlink r:id="rId24" w:history="1">
         <w:r>
           <w:rPr>
             <w:rStyle w:val="Hipervnculo"/>
@@ -7191,7 +7237,7 @@
         </w:rPr>
         <w:t xml:space="preserve"> de cargas a nivel nacional [Trabajo de grado, Universidad Militar Nueva Granada]. Repositorio Institucional UMNG. </w:t>
       </w:r>
-      <w:hyperlink r:id="rId23" w:history="1">
+      <w:hyperlink r:id="rId25" w:history="1">
         <w:r>
           <w:rPr>
             <w:rStyle w:val="Hipervnculo"/>
@@ -7232,7 +7278,7 @@
         </w:rPr>
         <w:t xml:space="preserve"> Ediciones Ltda. </w:t>
       </w:r>
-      <w:hyperlink r:id="rId24" w:history="1">
+      <w:hyperlink r:id="rId26" w:history="1">
         <w:r>
           <w:rPr>
             <w:rStyle w:val="Hipervnculo"/>
@@ -7270,7 +7316,7 @@
       <w:pPr>
         <w:pStyle w:val="Titulosgenerales"/>
       </w:pPr>
-      <w:bookmarkStart w:id="23" w:name="_Toc211880612"/>
+      <w:bookmarkStart w:id="23" w:name="_Toc212062742"/>
       <w:r>
         <w:lastRenderedPageBreak/>
         <w:t>C</w:t>
@@ -8340,8 +8386,8 @@
       </w:pPr>
     </w:p>
     <w:sectPr>
-      <w:headerReference w:type="default" r:id="rId25"/>
-      <w:footerReference w:type="default" r:id="rId26"/>
+      <w:headerReference w:type="default" r:id="rId27"/>
+      <w:footerReference w:type="default" r:id="rId28"/>
       <w:pgSz w:w="12240" w:h="15840"/>
       <w:pgMar w:top="1701" w:right="1134" w:bottom="1134" w:left="1134" w:header="709" w:footer="737" w:gutter="0"/>
       <w:pgNumType w:start="1"/>
@@ -40590,15 +40636,6 @@
 </file>
 
 <file path=customXml/item1.xml><?xml version="1.0" encoding="utf-8"?>
-<?mso-contentType ?>
-<FormTemplates xmlns="http://schemas.microsoft.com/sharepoint/v3/contenttype/forms">
-  <Display>DocumentLibraryForm</Display>
-  <Edit>DocumentLibraryForm</Edit>
-  <New>DocumentLibraryForm</New>
-</FormTemplates>
-</file>
-
-<file path=customXml/item2.xml><?xml version="1.0" encoding="utf-8"?>
 <p:properties xmlns:p="http://schemas.microsoft.com/office/2006/metadata/properties" xmlns:xsi="http://www.w3.org/2001/XMLSchema-instance" xmlns:pc="http://schemas.microsoft.com/office/infopath/2007/PartnerControls">
   <documentManagement>
     <TaxCatchAll xmlns="adccf511-daff-4bcb-9072-914cedbf4c7e" xsi:nil="true"/>
@@ -40609,11 +40646,16 @@
 </p:properties>
 </file>
 
-<file path=customXml/item3.xml><?xml version="1.0" encoding="utf-8"?>
-<b:Sources xmlns:b="http://schemas.openxmlformats.org/officeDocument/2006/bibliography" xmlns="http://schemas.openxmlformats.org/officeDocument/2006/bibliography" SelectedStyle="\APASixthEditionOfficeOnline.xsl" StyleName="APA" Version="6"/>
+<file path=customXml/item2.xml><?xml version="1.0" encoding="utf-8"?>
+<?mso-contentType ?>
+<FormTemplates xmlns="http://schemas.microsoft.com/sharepoint/v3/contenttype/forms">
+  <Display>DocumentLibraryForm</Display>
+  <Edit>DocumentLibraryForm</Edit>
+  <New>DocumentLibraryForm</New>
+</FormTemplates>
 </file>
 
-<file path=customXml/item4.xml><?xml version="1.0" encoding="utf-8"?>
+<file path=customXml/item3.xml><?xml version="1.0" encoding="utf-8"?>
 <ct:contentTypeSchema xmlns:ct="http://schemas.microsoft.com/office/2006/metadata/contentType" xmlns:ma="http://schemas.microsoft.com/office/2006/metadata/properties/metaAttributes" ct:_="" ma:_="" ma:contentTypeName="Documento" ma:contentTypeID="0x010100FC2B1768DD5A774EB396CCAB0DE361C1" ma:contentTypeVersion="12" ma:contentTypeDescription="Crear nuevo documento." ma:contentTypeScope="" ma:versionID="73bbb3c317121ea3087ce0564dba81cf">
   <xsd:schema xmlns:xsd="http://www.w3.org/2001/XMLSchema" xmlns:xs="http://www.w3.org/2001/XMLSchema" xmlns:p="http://schemas.microsoft.com/office/2006/metadata/properties" xmlns:ns2="a70d3c18-0869-45a1-9f75-4b4b8f0f32be" xmlns:ns3="adccf511-daff-4bcb-9072-914cedbf4c7e" targetNamespace="http://schemas.microsoft.com/office/2006/metadata/properties" ma:root="true" ma:fieldsID="89b5199a66abea40ca7ec6b263fc5e35" ns2:_="" ns3:_="">
     <xsd:import namespace="a70d3c18-0869-45a1-9f75-4b4b8f0f32be"/>
@@ -40814,15 +40856,11 @@
 </ct:contentTypeSchema>
 </file>
 
-<file path=customXml/itemProps1.xml><?xml version="1.0" encoding="utf-8"?>
-<ds:datastoreItem xmlns:ds="http://schemas.openxmlformats.org/officeDocument/2006/customXml" ds:itemID="{81CBDEC1-3B00-44ED-AD36-0268077980BA}">
-  <ds:schemaRefs>
-    <ds:schemaRef ds:uri="http://schemas.microsoft.com/sharepoint/v3/contenttype/forms"/>
-  </ds:schemaRefs>
-</ds:datastoreItem>
+<file path=customXml/item4.xml><?xml version="1.0" encoding="utf-8"?>
+<b:Sources xmlns:b="http://schemas.openxmlformats.org/officeDocument/2006/bibliography" xmlns="http://schemas.openxmlformats.org/officeDocument/2006/bibliography" SelectedStyle="\APASixthEditionOfficeOnline.xsl" StyleName="APA" Version="6"/>
 </file>
 
-<file path=customXml/itemProps2.xml><?xml version="1.0" encoding="utf-8"?>
+<file path=customXml/itemProps1.xml><?xml version="1.0" encoding="utf-8"?>
 <ds:datastoreItem xmlns:ds="http://schemas.openxmlformats.org/officeDocument/2006/customXml" ds:itemID="{6929C9FE-9F22-4B98-96EF-1B541B3BD0B2}">
   <ds:schemaRefs>
     <ds:schemaRef ds:uri="http://schemas.microsoft.com/office/2006/metadata/properties"/>
@@ -40833,14 +40871,22 @@
 </ds:datastoreItem>
 </file>
 
+<file path=customXml/itemProps2.xml><?xml version="1.0" encoding="utf-8"?>
+<ds:datastoreItem xmlns:ds="http://schemas.openxmlformats.org/officeDocument/2006/customXml" ds:itemID="{81CBDEC1-3B00-44ED-AD36-0268077980BA}">
+  <ds:schemaRefs>
+    <ds:schemaRef ds:uri="http://schemas.microsoft.com/sharepoint/v3/contenttype/forms"/>
+  </ds:schemaRefs>
+</ds:datastoreItem>
+</file>
+
 <file path=customXml/itemProps3.xml><?xml version="1.0" encoding="utf-8"?>
+<ds:datastoreItem xmlns:ds="http://schemas.openxmlformats.org/officeDocument/2006/customXml" ds:itemID="{A47599F0-9BDB-49ED-90DD-9B9DFD1311AD}"/>
+</file>
+
+<file path=customXml/itemProps4.xml><?xml version="1.0" encoding="utf-8"?>
 <ds:datastoreItem xmlns:ds="http://schemas.openxmlformats.org/officeDocument/2006/customXml" ds:itemID="{E8AB44A3-7C62-4BD2-82ED-8ABC209970FA}">
   <ds:schemaRefs>
     <ds:schemaRef ds:uri="http://schemas.openxmlformats.org/officeDocument/2006/bibliography"/>
   </ds:schemaRefs>
 </ds:datastoreItem>
-</file>
-
-<file path=customXml/itemProps4.xml><?xml version="1.0" encoding="utf-8"?>
-<ds:datastoreItem xmlns:ds="http://schemas.openxmlformats.org/officeDocument/2006/customXml" ds:itemID="{61252284-A61C-4E09-9999-9DEC07DDE1FC}"/>
 </file>
--- a/fuentes/CFA1_12150026_DU.docx
+++ b/fuentes/CFA1_12150026_DU.docx
@@ -16,15 +16,15 @@
         <mc:AlternateContent>
           <mc:Choice Requires="wps">
             <w:drawing>
-              <wp:anchor distT="0" distB="0" distL="114300" distR="114300" simplePos="0" relativeHeight="251660288" behindDoc="1" locked="0" layoutInCell="1" allowOverlap="1" wp14:anchorId="0853532D" wp14:editId="0BF7145B">
+              <wp:anchor distT="0" distB="0" distL="114300" distR="114300" simplePos="0" relativeHeight="251660288" behindDoc="1" locked="0" layoutInCell="1" allowOverlap="1" wp14:anchorId="0853532D" wp14:editId="4BEF8218">
                 <wp:simplePos x="0" y="0"/>
                 <wp:positionH relativeFrom="column">
-                  <wp:posOffset>-859420</wp:posOffset>
+                  <wp:posOffset>-856277</wp:posOffset>
                 </wp:positionH>
                 <wp:positionV relativeFrom="paragraph">
-                  <wp:posOffset>401955</wp:posOffset>
+                  <wp:posOffset>398469</wp:posOffset>
                 </wp:positionV>
-                <wp:extent cx="7795895" cy="2590800"/>
+                <wp:extent cx="7902899" cy="2590800"/>
                 <wp:effectExtent l="0" t="0" r="0" b="0"/>
                 <wp:wrapNone/>
                 <wp:docPr id="705825447" name="Rectángulo 3">
@@ -42,7 +42,7 @@
                       <wps:spPr>
                         <a:xfrm>
                           <a:off x="0" y="0"/>
-                          <a:ext cx="7795895" cy="2590800"/>
+                          <a:ext cx="7902899" cy="2590800"/>
                         </a:xfrm>
                         <a:prstGeom prst="rect">
                           <a:avLst/>
@@ -79,6 +79,9 @@
                     </wps:wsp>
                   </a:graphicData>
                 </a:graphic>
+                <wp14:sizeRelH relativeFrom="margin">
+                  <wp14:pctWidth>0</wp14:pctWidth>
+                </wp14:sizeRelH>
                 <wp14:sizeRelV relativeFrom="margin">
                   <wp14:pctHeight>0</wp14:pctHeight>
                 </wp14:sizeRelV>
@@ -87,7 +90,7 @@
           </mc:Choice>
           <mc:Fallback>
             <w:pict>
-              <v:rect w14:anchorId="10D8B84D" id="Rectángulo 3" o:spid="_x0000_s1026" alt="&quot;&quot;" style="position:absolute;margin-left:-67.65pt;margin-top:31.65pt;width:613.85pt;height:204pt;z-index:-251656192;visibility:visible;mso-wrap-style:square;mso-height-percent:0;mso-wrap-distance-left:9pt;mso-wrap-distance-top:0;mso-wrap-distance-right:9pt;mso-wrap-distance-bottom:0;mso-position-horizontal:absolute;mso-position-horizontal-relative:text;mso-position-vertical:absolute;mso-position-vertical-relative:text;mso-height-percent:0;mso-height-relative:margin;v-text-anchor:middle" o:gfxdata="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" fillcolor="#00314d" stroked="f" strokeweight="1pt"/>
+              <v:rect w14:anchorId="319DCB4E" id="Rectángulo 3" o:spid="_x0000_s1026" alt="&quot;&quot;" style="position:absolute;margin-left:-67.4pt;margin-top:31.4pt;width:622.3pt;height:204pt;z-index:-251656192;visibility:visible;mso-wrap-style:square;mso-width-percent:0;mso-height-percent:0;mso-wrap-distance-left:9pt;mso-wrap-distance-top:0;mso-wrap-distance-right:9pt;mso-wrap-distance-bottom:0;mso-position-horizontal:absolute;mso-position-horizontal-relative:text;mso-position-vertical:absolute;mso-position-vertical-relative:text;mso-width-percent:0;mso-height-percent:0;mso-width-relative:margin;mso-height-relative:margin;v-text-anchor:middle" o:gfxdata="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" fillcolor="#00314d" stroked="f" strokeweight="1pt"/>
             </w:pict>
           </mc:Fallback>
         </mc:AlternateContent>
@@ -560,7 +563,7 @@
           <w:r>
             <w:fldChar w:fldCharType="separate"/>
           </w:r>
-          <w:hyperlink w:anchor="_Toc212062719" w:history="1">
+          <w:hyperlink w:anchor="_Toc213169025" w:history="1">
             <w:r>
               <w:rPr>
                 <w:rStyle w:val="Hipervnculo"/>
@@ -587,7 +590,7 @@
                 <w:noProof/>
                 <w:webHidden/>
               </w:rPr>
-              <w:instrText xml:space="preserve"> PAGEREF _Toc212062719 \h </w:instrText>
+              <w:instrText xml:space="preserve"> PAGEREF _Toc213169025 \h </w:instrText>
             </w:r>
             <w:r>
               <w:rPr>
@@ -633,7 +636,7 @@
               <w:lang w:eastAsia="es-MX"/>
             </w:rPr>
           </w:pPr>
-          <w:hyperlink w:anchor="_Toc212062720" w:history="1">
+          <w:hyperlink w:anchor="_Toc213169026" w:history="1">
             <w:r>
               <w:rPr>
                 <w:rStyle w:val="Hipervnculo"/>
@@ -677,7 +680,7 @@
                 <w:noProof/>
                 <w:webHidden/>
               </w:rPr>
-              <w:instrText xml:space="preserve"> PAGEREF _Toc212062720 \h </w:instrText>
+              <w:instrText xml:space="preserve"> PAGEREF _Toc213169026 \h </w:instrText>
             </w:r>
             <w:r>
               <w:rPr>
@@ -719,7 +722,7 @@
               <w:lang w:eastAsia="es-MX"/>
             </w:rPr>
           </w:pPr>
-          <w:hyperlink w:anchor="_Toc212062721" w:history="1">
+          <w:hyperlink w:anchor="_Toc213169027" w:history="1">
             <w:r>
               <w:rPr>
                 <w:rStyle w:val="Hipervnculo"/>
@@ -763,7 +766,7 @@
                 <w:noProof/>
                 <w:webHidden/>
               </w:rPr>
-              <w:instrText xml:space="preserve"> PAGEREF _Toc212062721 \h </w:instrText>
+              <w:instrText xml:space="preserve"> PAGEREF _Toc213169027 \h </w:instrText>
             </w:r>
             <w:r>
               <w:rPr>
@@ -805,7 +808,7 @@
               <w:lang w:eastAsia="es-MX"/>
             </w:rPr>
           </w:pPr>
-          <w:hyperlink w:anchor="_Toc212062722" w:history="1">
+          <w:hyperlink w:anchor="_Toc213169028" w:history="1">
             <w:r>
               <w:rPr>
                 <w:rStyle w:val="Hipervnculo"/>
@@ -832,7 +835,7 @@
                 <w:noProof/>
                 <w:webHidden/>
               </w:rPr>
-              <w:instrText xml:space="preserve"> PAGEREF _Toc212062722 \h </w:instrText>
+              <w:instrText xml:space="preserve"> PAGEREF _Toc213169028 \h </w:instrText>
             </w:r>
             <w:r>
               <w:rPr>
@@ -874,7 +877,7 @@
               <w:lang w:eastAsia="es-MX"/>
             </w:rPr>
           </w:pPr>
-          <w:hyperlink w:anchor="_Toc212062723" w:history="1">
+          <w:hyperlink w:anchor="_Toc213169029" w:history="1">
             <w:r>
               <w:rPr>
                 <w:rStyle w:val="Hipervnculo"/>
@@ -901,7 +904,7 @@
                 <w:noProof/>
                 <w:webHidden/>
               </w:rPr>
-              <w:instrText xml:space="preserve"> PAGEREF _Toc212062723 \h </w:instrText>
+              <w:instrText xml:space="preserve"> PAGEREF _Toc213169029 \h </w:instrText>
             </w:r>
             <w:r>
               <w:rPr>
@@ -943,7 +946,7 @@
               <w:lang w:eastAsia="es-MX"/>
             </w:rPr>
           </w:pPr>
-          <w:hyperlink w:anchor="_Toc212062724" w:history="1">
+          <w:hyperlink w:anchor="_Toc213169030" w:history="1">
             <w:r>
               <w:rPr>
                 <w:rStyle w:val="Hipervnculo"/>
@@ -970,7 +973,7 @@
                 <w:noProof/>
                 <w:webHidden/>
               </w:rPr>
-              <w:instrText xml:space="preserve"> PAGEREF _Toc212062724 \h </w:instrText>
+              <w:instrText xml:space="preserve"> PAGEREF _Toc213169030 \h </w:instrText>
             </w:r>
             <w:r>
               <w:rPr>
@@ -1016,7 +1019,7 @@
               <w:lang w:eastAsia="es-MX"/>
             </w:rPr>
           </w:pPr>
-          <w:hyperlink w:anchor="_Toc212062725" w:history="1">
+          <w:hyperlink w:anchor="_Toc213169031" w:history="1">
             <w:r>
               <w:rPr>
                 <w:rStyle w:val="Hipervnculo"/>
@@ -1060,7 +1063,7 @@
                 <w:noProof/>
                 <w:webHidden/>
               </w:rPr>
-              <w:instrText xml:space="preserve"> PAGEREF _Toc212062725 \h </w:instrText>
+              <w:instrText xml:space="preserve"> PAGEREF _Toc213169031 \h </w:instrText>
             </w:r>
             <w:r>
               <w:rPr>
@@ -1102,7 +1105,7 @@
               <w:lang w:eastAsia="es-MX"/>
             </w:rPr>
           </w:pPr>
-          <w:hyperlink w:anchor="_Toc212062726" w:history="1">
+          <w:hyperlink w:anchor="_Toc213169032" w:history="1">
             <w:r>
               <w:rPr>
                 <w:rStyle w:val="Hipervnculo"/>
@@ -1129,7 +1132,7 @@
                 <w:noProof/>
                 <w:webHidden/>
               </w:rPr>
-              <w:instrText xml:space="preserve"> PAGEREF _Toc212062726 \h </w:instrText>
+              <w:instrText xml:space="preserve"> PAGEREF _Toc213169032 \h </w:instrText>
             </w:r>
             <w:r>
               <w:rPr>
@@ -1171,7 +1174,7 @@
               <w:lang w:eastAsia="es-MX"/>
             </w:rPr>
           </w:pPr>
-          <w:hyperlink w:anchor="_Toc212062727" w:history="1">
+          <w:hyperlink w:anchor="_Toc213169033" w:history="1">
             <w:r>
               <w:rPr>
                 <w:rStyle w:val="Hipervnculo"/>
@@ -1198,7 +1201,7 @@
                 <w:noProof/>
                 <w:webHidden/>
               </w:rPr>
-              <w:instrText xml:space="preserve"> PAGEREF _Toc212062727 \h </w:instrText>
+              <w:instrText xml:space="preserve"> PAGEREF _Toc213169033 \h </w:instrText>
             </w:r>
             <w:r>
               <w:rPr>
@@ -1240,7 +1243,7 @@
               <w:lang w:eastAsia="es-MX"/>
             </w:rPr>
           </w:pPr>
-          <w:hyperlink w:anchor="_Toc212062728" w:history="1">
+          <w:hyperlink w:anchor="_Toc213169034" w:history="1">
             <w:r>
               <w:rPr>
                 <w:rStyle w:val="Hipervnculo"/>
@@ -1267,7 +1270,7 @@
                 <w:noProof/>
                 <w:webHidden/>
               </w:rPr>
-              <w:instrText xml:space="preserve"> PAGEREF _Toc212062728 \h </w:instrText>
+              <w:instrText xml:space="preserve"> PAGEREF _Toc213169034 \h </w:instrText>
             </w:r>
             <w:r>
               <w:rPr>
@@ -1313,7 +1316,7 @@
               <w:lang w:eastAsia="es-MX"/>
             </w:rPr>
           </w:pPr>
-          <w:hyperlink w:anchor="_Toc212062729" w:history="1">
+          <w:hyperlink w:anchor="_Toc213169035" w:history="1">
             <w:r>
               <w:rPr>
                 <w:rStyle w:val="Hipervnculo"/>
@@ -1357,7 +1360,7 @@
                 <w:noProof/>
                 <w:webHidden/>
               </w:rPr>
-              <w:instrText xml:space="preserve"> PAGEREF _Toc212062729 \h </w:instrText>
+              <w:instrText xml:space="preserve"> PAGEREF _Toc213169035 \h </w:instrText>
             </w:r>
             <w:r>
               <w:rPr>
@@ -1399,7 +1402,7 @@
               <w:lang w:eastAsia="es-MX"/>
             </w:rPr>
           </w:pPr>
-          <w:hyperlink w:anchor="_Toc212062730" w:history="1">
+          <w:hyperlink w:anchor="_Toc213169036" w:history="1">
             <w:r>
               <w:rPr>
                 <w:rStyle w:val="Hipervnculo"/>
@@ -1426,7 +1429,7 @@
                 <w:noProof/>
                 <w:webHidden/>
               </w:rPr>
-              <w:instrText xml:space="preserve"> PAGEREF _Toc212062730 \h </w:instrText>
+              <w:instrText xml:space="preserve"> PAGEREF _Toc213169036 \h </w:instrText>
             </w:r>
             <w:r>
               <w:rPr>
@@ -1468,7 +1471,7 @@
               <w:lang w:eastAsia="es-MX"/>
             </w:rPr>
           </w:pPr>
-          <w:hyperlink w:anchor="_Toc212062731" w:history="1">
+          <w:hyperlink w:anchor="_Toc213169037" w:history="1">
             <w:r>
               <w:rPr>
                 <w:rStyle w:val="Hipervnculo"/>
@@ -1495,7 +1498,7 @@
                 <w:noProof/>
                 <w:webHidden/>
               </w:rPr>
-              <w:instrText xml:space="preserve"> PAGEREF _Toc212062731 \h </w:instrText>
+              <w:instrText xml:space="preserve"> PAGEREF _Toc213169037 \h </w:instrText>
             </w:r>
             <w:r>
               <w:rPr>
@@ -1537,7 +1540,7 @@
               <w:lang w:eastAsia="es-MX"/>
             </w:rPr>
           </w:pPr>
-          <w:hyperlink w:anchor="_Toc212062732" w:history="1">
+          <w:hyperlink w:anchor="_Toc213169038" w:history="1">
             <w:r>
               <w:rPr>
                 <w:rStyle w:val="Hipervnculo"/>
@@ -1564,7 +1567,7 @@
                 <w:noProof/>
                 <w:webHidden/>
               </w:rPr>
-              <w:instrText xml:space="preserve"> PAGEREF _Toc212062732 \h </w:instrText>
+              <w:instrText xml:space="preserve"> PAGEREF _Toc213169038 \h </w:instrText>
             </w:r>
             <w:r>
               <w:rPr>
@@ -1606,7 +1609,7 @@
               <w:lang w:eastAsia="es-MX"/>
             </w:rPr>
           </w:pPr>
-          <w:hyperlink w:anchor="_Toc212062733" w:history="1">
+          <w:hyperlink w:anchor="_Toc213169039" w:history="1">
             <w:r>
               <w:rPr>
                 <w:rStyle w:val="Hipervnculo"/>
@@ -1633,7 +1636,7 @@
                 <w:noProof/>
                 <w:webHidden/>
               </w:rPr>
-              <w:instrText xml:space="preserve"> PAGEREF _Toc212062733 \h </w:instrText>
+              <w:instrText xml:space="preserve"> PAGEREF _Toc213169039 \h </w:instrText>
             </w:r>
             <w:r>
               <w:rPr>
@@ -1679,7 +1682,7 @@
               <w:lang w:eastAsia="es-MX"/>
             </w:rPr>
           </w:pPr>
-          <w:hyperlink w:anchor="_Toc212062734" w:history="1">
+          <w:hyperlink w:anchor="_Toc213169040" w:history="1">
             <w:r>
               <w:rPr>
                 <w:rStyle w:val="Hipervnculo"/>
@@ -1723,7 +1726,7 @@
                 <w:noProof/>
                 <w:webHidden/>
               </w:rPr>
-              <w:instrText xml:space="preserve"> PAGEREF _Toc212062734 \h </w:instrText>
+              <w:instrText xml:space="preserve"> PAGEREF _Toc213169040 \h </w:instrText>
             </w:r>
             <w:r>
               <w:rPr>
@@ -1765,7 +1768,7 @@
               <w:lang w:eastAsia="es-MX"/>
             </w:rPr>
           </w:pPr>
-          <w:hyperlink w:anchor="_Toc212062735" w:history="1">
+          <w:hyperlink w:anchor="_Toc213169041" w:history="1">
             <w:r>
               <w:rPr>
                 <w:rStyle w:val="Hipervnculo"/>
@@ -1792,7 +1795,7 @@
                 <w:noProof/>
                 <w:webHidden/>
               </w:rPr>
-              <w:instrText xml:space="preserve"> PAGEREF _Toc212062735 \h </w:instrText>
+              <w:instrText xml:space="preserve"> PAGEREF _Toc213169041 \h </w:instrText>
             </w:r>
             <w:r>
               <w:rPr>
@@ -1834,7 +1837,7 @@
               <w:lang w:eastAsia="es-MX"/>
             </w:rPr>
           </w:pPr>
-          <w:hyperlink w:anchor="_Toc212062736" w:history="1">
+          <w:hyperlink w:anchor="_Toc213169042" w:history="1">
             <w:r>
               <w:rPr>
                 <w:rStyle w:val="Hipervnculo"/>
@@ -1861,7 +1864,7 @@
                 <w:noProof/>
                 <w:webHidden/>
               </w:rPr>
-              <w:instrText xml:space="preserve"> PAGEREF _Toc212062736 \h </w:instrText>
+              <w:instrText xml:space="preserve"> PAGEREF _Toc213169042 \h </w:instrText>
             </w:r>
             <w:r>
               <w:rPr>
@@ -1903,7 +1906,7 @@
               <w:lang w:eastAsia="es-MX"/>
             </w:rPr>
           </w:pPr>
-          <w:hyperlink w:anchor="_Toc212062737" w:history="1">
+          <w:hyperlink w:anchor="_Toc213169043" w:history="1">
             <w:r>
               <w:rPr>
                 <w:rStyle w:val="Hipervnculo"/>
@@ -1930,7 +1933,7 @@
                 <w:noProof/>
                 <w:webHidden/>
               </w:rPr>
-              <w:instrText xml:space="preserve"> PAGEREF _Toc212062737 \h </w:instrText>
+              <w:instrText xml:space="preserve"> PAGEREF _Toc213169043 \h </w:instrText>
             </w:r>
             <w:r>
               <w:rPr>
@@ -1975,7 +1978,7 @@
               <w:lang w:eastAsia="es-MX"/>
             </w:rPr>
           </w:pPr>
-          <w:hyperlink w:anchor="_Toc212062738" w:history="1">
+          <w:hyperlink w:anchor="_Toc213169044" w:history="1">
             <w:r>
               <w:rPr>
                 <w:rStyle w:val="Hipervnculo"/>
@@ -2002,7 +2005,7 @@
                 <w:noProof/>
                 <w:webHidden/>
               </w:rPr>
-              <w:instrText xml:space="preserve"> PAGEREF _Toc212062738 \h </w:instrText>
+              <w:instrText xml:space="preserve"> PAGEREF _Toc213169044 \h </w:instrText>
             </w:r>
             <w:r>
               <w:rPr>
@@ -2047,7 +2050,7 @@
               <w:lang w:eastAsia="es-MX"/>
             </w:rPr>
           </w:pPr>
-          <w:hyperlink w:anchor="_Toc212062739" w:history="1">
+          <w:hyperlink w:anchor="_Toc213169045" w:history="1">
             <w:r>
               <w:rPr>
                 <w:rStyle w:val="Hipervnculo"/>
@@ -2074,7 +2077,7 @@
                 <w:noProof/>
                 <w:webHidden/>
               </w:rPr>
-              <w:instrText xml:space="preserve"> PAGEREF _Toc212062739 \h </w:instrText>
+              <w:instrText xml:space="preserve"> PAGEREF _Toc213169045 \h </w:instrText>
             </w:r>
             <w:r>
               <w:rPr>
@@ -2119,7 +2122,7 @@
               <w:lang w:eastAsia="es-MX"/>
             </w:rPr>
           </w:pPr>
-          <w:hyperlink w:anchor="_Toc212062740" w:history="1">
+          <w:hyperlink w:anchor="_Toc213169046" w:history="1">
             <w:r>
               <w:rPr>
                 <w:rStyle w:val="Hipervnculo"/>
@@ -2146,7 +2149,7 @@
                 <w:noProof/>
                 <w:webHidden/>
               </w:rPr>
-              <w:instrText xml:space="preserve"> PAGEREF _Toc212062740 \h </w:instrText>
+              <w:instrText xml:space="preserve"> PAGEREF _Toc213169046 \h </w:instrText>
             </w:r>
             <w:r>
               <w:rPr>
@@ -2191,7 +2194,7 @@
               <w:lang w:eastAsia="es-MX"/>
             </w:rPr>
           </w:pPr>
-          <w:hyperlink w:anchor="_Toc212062741" w:history="1">
+          <w:hyperlink w:anchor="_Toc213169047" w:history="1">
             <w:r>
               <w:rPr>
                 <w:rStyle w:val="Hipervnculo"/>
@@ -2218,7 +2221,7 @@
                 <w:noProof/>
                 <w:webHidden/>
               </w:rPr>
-              <w:instrText xml:space="preserve"> PAGEREF _Toc212062741 \h </w:instrText>
+              <w:instrText xml:space="preserve"> PAGEREF _Toc213169047 \h </w:instrText>
             </w:r>
             <w:r>
               <w:rPr>
@@ -2263,7 +2266,7 @@
               <w:lang w:eastAsia="es-MX"/>
             </w:rPr>
           </w:pPr>
-          <w:hyperlink w:anchor="_Toc212062742" w:history="1">
+          <w:hyperlink w:anchor="_Toc213169048" w:history="1">
             <w:r>
               <w:rPr>
                 <w:rStyle w:val="Hipervnculo"/>
@@ -2290,7 +2293,7 @@
                 <w:noProof/>
                 <w:webHidden/>
               </w:rPr>
-              <w:instrText xml:space="preserve"> PAGEREF _Toc212062742 \h </w:instrText>
+              <w:instrText xml:space="preserve"> PAGEREF _Toc213169048 \h </w:instrText>
             </w:r>
             <w:r>
               <w:rPr>
@@ -2347,7 +2350,7 @@
       <w:pPr>
         <w:pStyle w:val="Titulosgenerales"/>
       </w:pPr>
-      <w:bookmarkStart w:id="0" w:name="_Toc212062719"/>
+      <w:bookmarkStart w:id="0" w:name="_Toc213169025"/>
       <w:r>
         <w:lastRenderedPageBreak/>
         <w:t>Introducción</w:t>
@@ -2385,7 +2388,19 @@
           <w:lang w:val="es-419"/>
         </w:rPr>
         <w:lastRenderedPageBreak/>
-        <w:t>Planeación y evaluación de procesos en transporte</w:t>
+        <w:t>Planeación y evaluación de procesos</w:t>
+      </w:r>
+      <w:r>
+        <w:rPr>
+          <w:lang w:val="es-419"/>
+        </w:rPr>
+        <w:t xml:space="preserve"> operativos</w:t>
+      </w:r>
+      <w:r>
+        <w:rPr>
+          <w:lang w:val="es-419"/>
+        </w:rPr>
+        <w:t xml:space="preserve"> en transporte</w:t>
       </w:r>
     </w:p>
     <w:p>
@@ -2410,7 +2425,7 @@
           <w:noProof/>
         </w:rPr>
         <w:drawing>
-          <wp:inline distT="0" distB="0" distL="0" distR="0" wp14:anchorId="068D1CC0" wp14:editId="4D7AFA83">
+          <wp:inline distT="0" distB="0" distL="0" distR="0" wp14:anchorId="068D1CC0" wp14:editId="63811825">
             <wp:extent cx="5009157" cy="2817525"/>
             <wp:effectExtent l="0" t="0" r="0" b="1905"/>
             <wp:docPr id="519818400" name="Imagen 4">
@@ -2472,34 +2487,6 @@
       </w:r>
       <w:r>
         <w:fldChar w:fldCharType="end"/>
-      </w:r>
-    </w:p>
-    <w:p>
-      <w:pPr>
-        <w:ind w:firstLine="0"/>
-        <w:rPr>
-          <w:sz w:val="24"/>
-          <w:szCs w:val="24"/>
-          <w:lang w:val="es-419"/>
-        </w:rPr>
-      </w:pPr>
-      <w:r>
-        <w:rPr>
-          <w:b/>
-          <w:bCs/>
-          <w:sz w:val="24"/>
-          <w:szCs w:val="24"/>
-          <w:lang w:val="es-419"/>
-        </w:rPr>
-        <w:t>Fuente:</w:t>
-      </w:r>
-      <w:r>
-        <w:rPr>
-          <w:sz w:val="24"/>
-          <w:szCs w:val="24"/>
-          <w:lang w:val="es-419"/>
-        </w:rPr>
-        <w:t xml:space="preserve"> SENA, 2025.</w:t>
       </w:r>
     </w:p>
     <w:p>
@@ -2603,13 +2590,22 @@
           </w:p>
           <w:p>
             <w:r>
-              <w:t>También se estudiarán los tipos de transporte, terrestre, aéreo y marítimo, junto con sus características y aplicaciones en diferentes contextos.</w:t>
+              <w:t>También se estudiarán los tipos de transporte</w:t>
+            </w:r>
+            <w:r>
+              <w:t xml:space="preserve">: </w:t>
+            </w:r>
+            <w:r>
+              <w:t>terrestre, aéreo y marítimo, junto con sus características y aplicaciones en diferentes contextos.</w:t>
             </w:r>
           </w:p>
           <w:p>
             <w:r>
+              <w:t xml:space="preserve">El recorrido incluye la normativa y las políticas que regulan el sector, aspecto indispensable para garantizar operaciones seguras, legales y sostenibles. </w:t>
+            </w:r>
+            <w:r>
               <w:lastRenderedPageBreak/>
-              <w:t>El recorrido incluye la normativa y las políticas que regulan el sector, aspecto indispensable para garantizar operaciones seguras, legales y sostenibles. Seguidamente, se abordarán los indicadores de gestión, métricas clave que permiten medir el desempeño, detectar desviaciones y apoyar la toma de decisiones.</w:t>
+              <w:t>Seguidamente, se abordarán los indicadores de gestión, métricas clave que permiten medir el desempeño, detectar desviaciones y apoyar la toma de decisiones.</w:t>
             </w:r>
           </w:p>
           <w:p>
@@ -2674,7 +2670,7 @@
       <w:pPr>
         <w:pStyle w:val="Ttulo1"/>
       </w:pPr>
-      <w:bookmarkStart w:id="1" w:name="_Toc212062720"/>
+      <w:bookmarkStart w:id="1" w:name="_Toc213169026"/>
       <w:r>
         <w:lastRenderedPageBreak/>
         <w:t>Transporte</w:t>
@@ -2711,7 +2707,7 @@
           <w:rFonts w:eastAsia="Times New Roman"/>
         </w:rPr>
       </w:pPr>
-      <w:bookmarkStart w:id="2" w:name="_Toc212062721"/>
+      <w:bookmarkStart w:id="2" w:name="_Toc213169027"/>
       <w:r>
         <w:t>Concepto</w:t>
       </w:r>
@@ -2747,7 +2743,7 @@
       <w:pPr>
         <w:pStyle w:val="Ttulo2"/>
       </w:pPr>
-      <w:bookmarkStart w:id="3" w:name="_Toc212062722"/>
+      <w:bookmarkStart w:id="3" w:name="_Toc213169028"/>
       <w:r>
         <w:t>1.2 Tipos y características</w:t>
       </w:r>
@@ -2861,7 +2857,7 @@
       <w:pPr>
         <w:pStyle w:val="Ttulo2"/>
       </w:pPr>
-      <w:bookmarkStart w:id="4" w:name="_Toc212062723"/>
+      <w:bookmarkStart w:id="4" w:name="_Toc213169029"/>
       <w:r>
         <w:lastRenderedPageBreak/>
         <w:t>1.3 Normativa y políticas del sector</w:t>
@@ -3075,7 +3071,7 @@
       <w:pPr>
         <w:pStyle w:val="Ttulo2"/>
       </w:pPr>
-      <w:bookmarkStart w:id="5" w:name="_Toc212062724"/>
+      <w:bookmarkStart w:id="5" w:name="_Toc213169030"/>
       <w:r>
         <w:t>1.4 Objetivos de la organización</w:t>
       </w:r>
@@ -3225,7 +3221,7 @@
         <w:lastRenderedPageBreak/>
         <w:t xml:space="preserve"> </w:t>
       </w:r>
-      <w:bookmarkStart w:id="6" w:name="_Toc212062725"/>
+      <w:bookmarkStart w:id="6" w:name="_Toc213169031"/>
       <w:r>
         <w:t>Indicadores de gestión</w:t>
       </w:r>
@@ -3279,7 +3275,7 @@
       <w:pPr>
         <w:pStyle w:val="Ttulo2"/>
       </w:pPr>
-      <w:bookmarkStart w:id="7" w:name="_Toc212062726"/>
+      <w:bookmarkStart w:id="7" w:name="_Toc213169032"/>
       <w:r>
         <w:t>2.1 Concepto</w:t>
       </w:r>
@@ -3302,7 +3298,7 @@
       <w:pPr>
         <w:pStyle w:val="Ttulo2"/>
       </w:pPr>
-      <w:bookmarkStart w:id="8" w:name="_Toc212062727"/>
+      <w:bookmarkStart w:id="8" w:name="_Toc213169033"/>
       <w:r>
         <w:t>2.2 Elementos</w:t>
       </w:r>
@@ -3513,7 +3509,7 @@
       <w:pPr>
         <w:pStyle w:val="Ttulo2"/>
       </w:pPr>
-      <w:bookmarkStart w:id="9" w:name="_Toc212062728"/>
+      <w:bookmarkStart w:id="9" w:name="_Toc213169034"/>
       <w:r>
         <w:t>2.3 Características</w:t>
       </w:r>
@@ -4110,7 +4106,7 @@
       <w:pPr>
         <w:pStyle w:val="Ttulo1"/>
       </w:pPr>
-      <w:bookmarkStart w:id="10" w:name="_Toc212062729"/>
+      <w:bookmarkStart w:id="10" w:name="_Toc213169035"/>
       <w:r>
         <w:lastRenderedPageBreak/>
         <w:t>Monitoreo del transporte</w:t>
@@ -4134,7 +4130,7 @@
       <w:pPr>
         <w:pStyle w:val="Ttulo2"/>
       </w:pPr>
-      <w:bookmarkStart w:id="11" w:name="_Toc212062730"/>
+      <w:bookmarkStart w:id="11" w:name="_Toc213169036"/>
       <w:r>
         <w:t>3.1 Concepto</w:t>
       </w:r>
@@ -4339,7 +4335,7 @@
       <w:pPr>
         <w:pStyle w:val="Ttulo2"/>
       </w:pPr>
-      <w:bookmarkStart w:id="12" w:name="_Toc212062731"/>
+      <w:bookmarkStart w:id="12" w:name="_Toc213169037"/>
       <w:r>
         <w:t>3.2 Elementos</w:t>
       </w:r>
@@ -4538,7 +4534,7 @@
       <w:pPr>
         <w:pStyle w:val="Ttulo2"/>
       </w:pPr>
-      <w:bookmarkStart w:id="13" w:name="_Toc212062732"/>
+      <w:bookmarkStart w:id="13" w:name="_Toc213169038"/>
       <w:r>
         <w:t>3.3 Características</w:t>
       </w:r>
@@ -5079,7 +5075,7 @@
       <w:pPr>
         <w:pStyle w:val="Ttulo2"/>
       </w:pPr>
-      <w:bookmarkStart w:id="14" w:name="_Toc212062733"/>
+      <w:bookmarkStart w:id="14" w:name="_Toc213169039"/>
       <w:r>
         <w:t>3.4 Pasos</w:t>
       </w:r>
@@ -5370,7 +5366,7 @@
       <w:pPr>
         <w:pStyle w:val="Ttulo1"/>
       </w:pPr>
-      <w:bookmarkStart w:id="15" w:name="_Toc212062734"/>
+      <w:bookmarkStart w:id="15" w:name="_Toc213169040"/>
       <w:r>
         <w:lastRenderedPageBreak/>
         <w:t>Herramientas de monitoreo</w:t>
@@ -5394,7 +5390,7 @@
       <w:pPr>
         <w:pStyle w:val="Ttulo2"/>
       </w:pPr>
-      <w:bookmarkStart w:id="16" w:name="_Toc212062735"/>
+      <w:bookmarkStart w:id="16" w:name="_Toc213169041"/>
       <w:r>
         <w:t>4.1 Concepto</w:t>
       </w:r>
@@ -5443,7 +5439,7 @@
       <w:pPr>
         <w:pStyle w:val="Ttulo2"/>
       </w:pPr>
-      <w:bookmarkStart w:id="17" w:name="_Toc212062736"/>
+      <w:bookmarkStart w:id="17" w:name="_Toc213169042"/>
       <w:r>
         <w:t xml:space="preserve">4.2 </w:t>
       </w:r>
@@ -5678,7 +5674,7 @@
       <w:pPr>
         <w:pStyle w:val="Ttulo2"/>
       </w:pPr>
-      <w:bookmarkStart w:id="18" w:name="_Toc212062737"/>
+      <w:bookmarkStart w:id="18" w:name="_Toc213169043"/>
       <w:r>
         <w:t>4.3 Características</w:t>
       </w:r>
@@ -5903,7 +5899,7 @@
       <w:pPr>
         <w:pStyle w:val="Titulosgenerales"/>
       </w:pPr>
-      <w:bookmarkStart w:id="19" w:name="_Toc212062738"/>
+      <w:bookmarkStart w:id="19" w:name="_Toc213169044"/>
       <w:r>
         <w:lastRenderedPageBreak/>
         <w:t>Síntesis</w:t>
@@ -5947,21 +5943,19 @@
     </w:p>
     <w:p>
       <w:pPr>
-        <w:jc w:val="center"/>
         <w:rPr>
           <w:lang w:val="es-419" w:eastAsia="es-CO"/>
         </w:rPr>
       </w:pPr>
       <w:r>
         <w:rPr>
-          <w:noProof/>
           <w:lang w:val="es-419" w:eastAsia="es-CO"/>
         </w:rPr>
         <w:drawing>
-          <wp:inline distT="0" distB="0" distL="0" distR="0" wp14:anchorId="0723A405" wp14:editId="5B83B647">
-            <wp:extent cx="5546884" cy="3690088"/>
-            <wp:effectExtent l="0" t="0" r="3175" b="5715"/>
-            <wp:docPr id="1335653239" name="Imagen 1" descr="El componente formativo “Planeación y evaluación de procesos operativos en transporte” ofrece una aproximación integral a la gestión del transporte y la evaluación de su desempeño. Este módulo aborda los tipos de transporte y sus características, resaltando la importancia de la normativa y políticas sectoriales para su regulación y alineación con los objetivos organizacionales, y presenta los indicadores de gestión como herramientas clave para medir la eficiencia.Asimismo, se estudian los procesos de monitoreo del transporte, que aseguran trazabilidad, visibilidad y control en tiempo real. La propuesta detalla los pasos, elementos y características necesarios para implementar un sistema de monitoreo efectivo.Además, se destacan las herramientas de monitoreo, junto con sus tipos y funcionalidades, enfatizando su papel en la optimización de recursos, la anticipación de riesgos y la mejora de la toma de decisiones en la cadena de suministro."/>
+          <wp:inline distT="0" distB="0" distL="0" distR="0" wp14:anchorId="2C7CD7EB" wp14:editId="68ABD2AA">
+            <wp:extent cx="5537214" cy="3683655"/>
+            <wp:effectExtent l="0" t="0" r="0" b="0"/>
+            <wp:docPr id="253221588" name="Imagen 1" descr="El componente formativo “Planeación y evaluación de procesos operativos en transporte” ofrece una aproximación integral a la gestión del transporte y la evaluación de su desempeño. Este módulo aborda los tipos de transporte y sus características, resaltando la importancia de la normativa y políticas sectoriales para su regulación y alineación con los objetivos organizacionales, y presenta los indicadores de gestión como herramientas clave para medir la eficiencia.Asimismo, se estudian los procesos de monitoreo del transporte, que aseguran trazabilidad, visibilidad y control en tiempo real. La propuesta detalla los pasos, elementos y características necesarios para implementar un sistema de monitoreo efectivo.Además, se destacan las herramientas de monitoreo, junto con sus tipos y funcionalidades, enfatizando su papel en la optimización de recursos, la anticipación de riesgos y la mejora de la toma de decisiones en la cadena de suministro."/>
             <wp:cNvGraphicFramePr>
               <a:graphicFrameLocks xmlns:a="http://schemas.openxmlformats.org/drawingml/2006/main" noChangeAspect="1"/>
             </wp:cNvGraphicFramePr>
@@ -5969,7 +5963,7 @@
               <a:graphicData uri="http://schemas.openxmlformats.org/drawingml/2006/picture">
                 <pic:pic xmlns:pic="http://schemas.openxmlformats.org/drawingml/2006/picture">
                   <pic:nvPicPr>
-                    <pic:cNvPr id="1335653239" name="Imagen 1" descr="El componente formativo “Planeación y evaluación de procesos operativos en transporte” ofrece una aproximación integral a la gestión del transporte y la evaluación de su desempeño. Este módulo aborda los tipos de transporte y sus características, resaltando la importancia de la normativa y políticas sectoriales para su regulación y alineación con los objetivos organizacionales, y presenta los indicadores de gestión como herramientas clave para medir la eficiencia.Asimismo, se estudian los procesos de monitoreo del transporte, que aseguran trazabilidad, visibilidad y control en tiempo real. La propuesta detalla los pasos, elementos y características necesarios para implementar un sistema de monitoreo efectivo.Además, se destacan las herramientas de monitoreo, junto con sus tipos y funcionalidades, enfatizando su papel en la optimización de recursos, la anticipación de riesgos y la mejora de la toma de decisiones en la cadena de suministro."/>
+                    <pic:cNvPr id="253221588" name="Imagen 1" descr="El componente formativo “Planeación y evaluación de procesos operativos en transporte” ofrece una aproximación integral a la gestión del transporte y la evaluación de su desempeño. Este módulo aborda los tipos de transporte y sus características, resaltando la importancia de la normativa y políticas sectoriales para su regulación y alineación con los objetivos organizacionales, y presenta los indicadores de gestión como herramientas clave para medir la eficiencia.Asimismo, se estudian los procesos de monitoreo del transporte, que aseguran trazabilidad, visibilidad y control en tiempo real. La propuesta detalla los pasos, elementos y características necesarios para implementar un sistema de monitoreo efectivo.Además, se destacan las herramientas de monitoreo, junto con sus tipos y funcionalidades, enfatizando su papel en la optimización de recursos, la anticipación de riesgos y la mejora de la toma de decisiones en la cadena de suministro."/>
                     <pic:cNvPicPr/>
                   </pic:nvPicPr>
                   <pic:blipFill>
@@ -5981,7 +5975,7 @@
                   <pic:spPr>
                     <a:xfrm>
                       <a:off x="0" y="0"/>
-                      <a:ext cx="5566372" cy="3703052"/>
+                      <a:ext cx="5554202" cy="3694956"/>
                     </a:xfrm>
                     <a:prstGeom prst="rect">
                       <a:avLst/>
@@ -6006,7 +6000,7 @@
       <w:pPr>
         <w:pStyle w:val="Titulosgenerales"/>
       </w:pPr>
-      <w:bookmarkStart w:id="20" w:name="_Toc212062739"/>
+      <w:bookmarkStart w:id="20" w:name="_Toc213169045"/>
       <w:r>
         <w:lastRenderedPageBreak/>
         <w:t>Glosario</w:t>
@@ -6634,7 +6628,7 @@
       <w:pPr>
         <w:pStyle w:val="Titulosgenerales"/>
       </w:pPr>
-      <w:bookmarkStart w:id="21" w:name="_Toc212062740"/>
+      <w:bookmarkStart w:id="21" w:name="_Toc213169046"/>
       <w:r>
         <w:lastRenderedPageBreak/>
         <w:t>Material complementario</w:t>
@@ -7045,7 +7039,7 @@
       <w:pPr>
         <w:pStyle w:val="Titulosgenerales"/>
       </w:pPr>
-      <w:bookmarkStart w:id="22" w:name="_Toc212062741"/>
+      <w:bookmarkStart w:id="22" w:name="_Toc213169047"/>
       <w:r>
         <w:lastRenderedPageBreak/>
         <w:t>Referencias bibliográficas</w:t>
@@ -7067,17 +7061,40 @@
           <w:color w:val="000000" w:themeColor="text1"/>
           <w:lang w:eastAsia="es-CO"/>
         </w:rPr>
-        <w:t xml:space="preserve">Colombia. Congreso de la República. (1996). Ley 336 de 1996: Por la cual se adopta el Estatuto Nacional de Transporte. </w:t>
+        <w:t xml:space="preserve">Banco Interamericano de Desarrollo. (2015). </w:t>
       </w:r>
-      <w:hyperlink r:id="rId20" w:history="1">
+      <w:r>
+        <w:rPr>
+          <w:i/>
+          <w:iCs/>
+          <w:color w:val="000000" w:themeColor="text1"/>
+          <w:lang w:eastAsia="es-CO"/>
+        </w:rPr>
+        <w:t>Guía logística: aspectos conceptuales y prácticos de la logística de cargas</w:t>
+      </w:r>
+      <w:r>
+        <w:rPr>
+          <w:color w:val="000000" w:themeColor="text1"/>
+          <w:lang w:eastAsia="es-CO"/>
+        </w:rPr>
+        <w:t xml:space="preserve">. </w:t>
+      </w:r>
+      <w:hyperlink r:id="rId20" w:tgtFrame="_blank" w:tooltip="https://publications.iadb.org/publications/spanish/document/gu%c3%ada-log%c3%adstica-aspectos-conceptuales-y-pr%c3%a1cticos-de-la-log%c3%adstica-de-cargas-%282015%29.pdf?utm_source=chatgpt.com" w:history="1">
         <w:r>
           <w:rPr>
             <w:rStyle w:val="Hipervnculo"/>
             <w:lang w:eastAsia="es-CO"/>
           </w:rPr>
-          <w:t>https://www.supertransporte.gov.co/documentos/2020/Diciembre/Notificaciones_16_RA/Resoluciones/860.pdf</w:t>
+          <w:t>https://publications.iadb.org/publications/spanish/document/Gu%C3%ADa-log%C3%ADstica-aspectos-conce…</w:t>
         </w:r>
       </w:hyperlink>
+      <w:r>
+        <w:rPr>
+          <w:color w:val="000000" w:themeColor="text1"/>
+          <w:lang w:eastAsia="es-CO"/>
+        </w:rPr>
+        <w:t xml:space="preserve">   </w:t>
+      </w:r>
     </w:p>
     <w:p>
       <w:pPr>
@@ -7091,9 +7108,71 @@
           <w:color w:val="000000" w:themeColor="text1"/>
           <w:lang w:eastAsia="es-CO"/>
         </w:rPr>
+        <w:t xml:space="preserve">Cardona Arbeláez, D., Rodríguez Arias, C. A., Del Río Cortina, J. L., Balza Franco, V., Ibarra Vega, D. W., del Río Cortina, A., García Bravo, P., … Caro Soto, M. S. (2019). </w:t>
+      </w:r>
+      <w:r>
+        <w:rPr>
+          <w:i/>
+          <w:iCs/>
+          <w:color w:val="000000" w:themeColor="text1"/>
+          <w:lang w:eastAsia="es-CO"/>
+        </w:rPr>
+        <w:t>Logística y cadena de suministro: aproximaciones teórico-prácticas</w:t>
+      </w:r>
+      <w:r>
+        <w:rPr>
+          <w:color w:val="000000" w:themeColor="text1"/>
+          <w:lang w:eastAsia="es-CO"/>
+        </w:rPr>
+        <w:t xml:space="preserve">. Editorial CECAR. </w:t>
+      </w:r>
+      <w:hyperlink r:id="rId21" w:tgtFrame="_blank" w:tooltip="https://cecar.edu.co/documentos/editorial/e-book/logistica-y-cadena-de-suministro-digital.pdf?utm_source=chatgpt.com" w:history="1">
+        <w:r>
+          <w:rPr>
+            <w:rStyle w:val="Hipervnculo"/>
+            <w:lang w:eastAsia="es-CO"/>
+          </w:rPr>
+          <w:t>https://cecar.edu.co/documentos/editorial/e-book/logistica-y-cadena-de-suministro-digital.pdf</w:t>
+        </w:r>
+      </w:hyperlink>
+      <w:r>
+        <w:rPr>
+          <w:color w:val="000000" w:themeColor="text1"/>
+          <w:lang w:eastAsia="es-CO"/>
+        </w:rPr>
+        <w:t> </w:t>
+      </w:r>
+    </w:p>
+    <w:p>
+      <w:pPr>
+        <w:rPr>
+          <w:color w:val="000000" w:themeColor="text1"/>
+          <w:lang w:eastAsia="es-CO"/>
+        </w:rPr>
+      </w:pPr>
+      <w:r>
+        <w:rPr>
+          <w:color w:val="000000" w:themeColor="text1"/>
+          <w:lang w:eastAsia="es-CO"/>
+        </w:rPr>
+        <w:t>Colombia. Congreso de la República. (1996). Ley 336 de 1996: Por la cual se adopta el Estatuto Nacional de Transporte.</w:t>
+      </w:r>
+    </w:p>
+    <w:p>
+      <w:pPr>
+        <w:rPr>
+          <w:color w:val="000000" w:themeColor="text1"/>
+          <w:lang w:eastAsia="es-CO"/>
+        </w:rPr>
+      </w:pPr>
+      <w:r>
+        <w:rPr>
+          <w:color w:val="000000" w:themeColor="text1"/>
+          <w:lang w:eastAsia="es-CO"/>
+        </w:rPr>
         <w:t xml:space="preserve">Colombia. Ministerio de Transporte. (2001). Decreto 173 de 2001: Por el cual se reglamenta el Servicio Público de Transporte Terrestre Automotor de Carga. </w:t>
       </w:r>
-      <w:hyperlink r:id="rId21" w:history="1">
+      <w:hyperlink r:id="rId22" w:history="1">
         <w:r>
           <w:rPr>
             <w:rStyle w:val="Hipervnculo"/>
@@ -7117,7 +7196,7 @@
         </w:rPr>
         <w:t xml:space="preserve">Colombia. Ministerio de Transporte. (2002). Decreto 1609 de 2002: Por el cual se reglamenta el manejo y transporte terrestre automotor de mercancías peligrosas por carretera. </w:t>
       </w:r>
-      <w:hyperlink r:id="rId22" w:history="1">
+      <w:hyperlink r:id="rId23" w:history="1">
         <w:r>
           <w:rPr>
             <w:rStyle w:val="Hipervnculo"/>
@@ -7157,7 +7236,7 @@
         </w:rPr>
         <w:t xml:space="preserve"> Ediciones. </w:t>
       </w:r>
-      <w:hyperlink r:id="rId23" w:history="1">
+      <w:hyperlink r:id="rId24" w:history="1">
         <w:r>
           <w:rPr>
             <w:rStyle w:val="Hipervnculo"/>
@@ -7179,46 +7258,7 @@
           <w:color w:val="000000" w:themeColor="text1"/>
           <w:lang w:eastAsia="es-CO"/>
         </w:rPr>
-        <w:t xml:space="preserve">Mora, L. A., &amp; Muñoz, R. D. (2009). Diccionario de logística y negocios internacionales. </w:t>
-      </w:r>
-      <w:proofErr w:type="spellStart"/>
-      <w:r>
-        <w:rPr>
-          <w:color w:val="000000" w:themeColor="text1"/>
-          <w:lang w:eastAsia="es-CO"/>
-        </w:rPr>
-        <w:t>Ecoe</w:t>
-      </w:r>
-      <w:proofErr w:type="spellEnd"/>
-      <w:r>
-        <w:rPr>
-          <w:color w:val="000000" w:themeColor="text1"/>
-          <w:lang w:eastAsia="es-CO"/>
-        </w:rPr>
-        <w:t xml:space="preserve"> Ediciones. </w:t>
-      </w:r>
-      <w:hyperlink r:id="rId24" w:history="1">
-        <w:r>
-          <w:rPr>
-            <w:rStyle w:val="Hipervnculo"/>
-            <w:lang w:eastAsia="es-CO"/>
-          </w:rPr>
-          <w:t>https://www.buscalibre.com.co/libro-diccionario-de-logistica-y-negocios-internacionales/9789586156557/p/47020569</w:t>
-        </w:r>
-      </w:hyperlink>
-    </w:p>
-    <w:p>
-      <w:pPr>
-        <w:rPr>
-          <w:color w:val="000000" w:themeColor="text1"/>
-          <w:lang w:eastAsia="es-CO"/>
-        </w:rPr>
-      </w:pPr>
-      <w:r>
-        <w:rPr>
-          <w:color w:val="000000" w:themeColor="text1"/>
-          <w:lang w:eastAsia="es-CO"/>
-        </w:rPr>
+        <w:lastRenderedPageBreak/>
         <w:t xml:space="preserve">Pérez Bello, O. A. (2016). Optimización de procesos para la planeación y ejecución del mantenimiento en equipos especializados para el transporte y el </w:t>
       </w:r>
       <w:proofErr w:type="spellStart"/>
@@ -7254,69 +7294,20 @@
           <w:lang w:eastAsia="es-CO"/>
         </w:rPr>
       </w:pPr>
-      <w:r>
+    </w:p>
+    <w:p>
+      <w:pPr>
         <w:rPr>
           <w:color w:val="000000" w:themeColor="text1"/>
           <w:lang w:eastAsia="es-CO"/>
         </w:rPr>
-        <w:lastRenderedPageBreak/>
-        <w:t xml:space="preserve">Silvera Escudero, R. E. (2019). Logística matemática: La clave del éxito en la cadena de suministro. </w:t>
-      </w:r>
-      <w:proofErr w:type="spellStart"/>
-      <w:r>
-        <w:rPr>
-          <w:color w:val="000000" w:themeColor="text1"/>
-          <w:lang w:eastAsia="es-CO"/>
-        </w:rPr>
-        <w:t>Ecoe</w:t>
-      </w:r>
-      <w:proofErr w:type="spellEnd"/>
-      <w:r>
-        <w:rPr>
-          <w:color w:val="000000" w:themeColor="text1"/>
-          <w:lang w:eastAsia="es-CO"/>
-        </w:rPr>
-        <w:t xml:space="preserve"> Ediciones Ltda. </w:t>
-      </w:r>
-      <w:hyperlink r:id="rId26" w:history="1">
-        <w:r>
-          <w:rPr>
-            <w:rStyle w:val="Hipervnculo"/>
-            <w:lang w:eastAsia="es-CO"/>
-          </w:rPr>
-          <w:t>https://www.buscalibre.com.co/libro-logistica-matematica-la-,-del-exito-en-la-cadena-de-suministro-1ra-edicion/9789587719602/p/49964175</w:t>
-        </w:r>
-      </w:hyperlink>
+      </w:pPr>
     </w:p>
     <w:p>
       <w:pPr>
-        <w:rPr>
-          <w:color w:val="000000" w:themeColor="text1"/>
-          <w:lang w:eastAsia="es-CO"/>
-        </w:rPr>
-      </w:pPr>
-    </w:p>
-    <w:p>
-      <w:pPr>
-        <w:rPr>
-          <w:color w:val="000000" w:themeColor="text1"/>
-          <w:lang w:eastAsia="es-CO"/>
-        </w:rPr>
-      </w:pPr>
-    </w:p>
-    <w:p>
-      <w:pPr>
-        <w:rPr>
-          <w:color w:val="000000" w:themeColor="text1"/>
-          <w:lang w:eastAsia="es-CO"/>
-        </w:rPr>
-      </w:pPr>
-    </w:p>
-    <w:p>
-      <w:pPr>
         <w:pStyle w:val="Titulosgenerales"/>
       </w:pPr>
-      <w:bookmarkStart w:id="23" w:name="_Toc212062742"/>
+      <w:bookmarkStart w:id="23" w:name="_Toc213169048"/>
       <w:r>
         <w:lastRenderedPageBreak/>
         <w:t>C</w:t>
@@ -8386,8 +8377,8 @@
       </w:pPr>
     </w:p>
     <w:sectPr>
-      <w:headerReference w:type="default" r:id="rId27"/>
-      <w:footerReference w:type="default" r:id="rId28"/>
+      <w:headerReference w:type="default" r:id="rId26"/>
+      <w:footerReference w:type="default" r:id="rId27"/>
       <w:pgSz w:w="12240" w:h="15840"/>
       <w:pgMar w:top="1701" w:right="1134" w:bottom="1134" w:left="1134" w:header="709" w:footer="737" w:gutter="0"/>
       <w:pgNumType w:start="1"/>
@@ -39472,7 +39463,6 @@
   <w:style w:type="character" w:default="1" w:styleId="Fuentedeprrafopredeter">
     <w:name w:val="Default Paragraph Font"/>
     <w:uiPriority w:val="1"/>
-    <w:semiHidden/>
     <w:unhideWhenUsed/>
   </w:style>
   <w:style w:type="table" w:default="1" w:styleId="Tablanormal">
@@ -40636,28 +40626,8 @@
 </file>
 
 <file path=customXml/item1.xml><?xml version="1.0" encoding="utf-8"?>
-<p:properties xmlns:p="http://schemas.microsoft.com/office/2006/metadata/properties" xmlns:xsi="http://www.w3.org/2001/XMLSchema-instance" xmlns:pc="http://schemas.microsoft.com/office/infopath/2007/PartnerControls">
-  <documentManagement>
-    <TaxCatchAll xmlns="adccf511-daff-4bcb-9072-914cedbf4c7e" xsi:nil="true"/>
-    <lcf76f155ced4ddcb4097134ff3c332f xmlns="a70d3c18-0869-45a1-9f75-4b4b8f0f32be">
-      <Terms xmlns="http://schemas.microsoft.com/office/infopath/2007/PartnerControls"/>
-    </lcf76f155ced4ddcb4097134ff3c332f>
-  </documentManagement>
-</p:properties>
-</file>
-
-<file path=customXml/item2.xml><?xml version="1.0" encoding="utf-8"?>
-<?mso-contentType ?>
-<FormTemplates xmlns="http://schemas.microsoft.com/sharepoint/v3/contenttype/forms">
-  <Display>DocumentLibraryForm</Display>
-  <Edit>DocumentLibraryForm</Edit>
-  <New>DocumentLibraryForm</New>
-</FormTemplates>
-</file>
-
-<file path=customXml/item3.xml><?xml version="1.0" encoding="utf-8"?>
-<ct:contentTypeSchema xmlns:ct="http://schemas.microsoft.com/office/2006/metadata/contentType" xmlns:ma="http://schemas.microsoft.com/office/2006/metadata/properties/metaAttributes" ct:_="" ma:_="" ma:contentTypeName="Documento" ma:contentTypeID="0x010100FC2B1768DD5A774EB396CCAB0DE361C1" ma:contentTypeVersion="12" ma:contentTypeDescription="Crear nuevo documento." ma:contentTypeScope="" ma:versionID="73bbb3c317121ea3087ce0564dba81cf">
-  <xsd:schema xmlns:xsd="http://www.w3.org/2001/XMLSchema" xmlns:xs="http://www.w3.org/2001/XMLSchema" xmlns:p="http://schemas.microsoft.com/office/2006/metadata/properties" xmlns:ns2="a70d3c18-0869-45a1-9f75-4b4b8f0f32be" xmlns:ns3="adccf511-daff-4bcb-9072-914cedbf4c7e" targetNamespace="http://schemas.microsoft.com/office/2006/metadata/properties" ma:root="true" ma:fieldsID="89b5199a66abea40ca7ec6b263fc5e35" ns2:_="" ns3:_="">
+<ct:contentTypeSchema xmlns:ct="http://schemas.microsoft.com/office/2006/metadata/contentType" xmlns:ma="http://schemas.microsoft.com/office/2006/metadata/properties/metaAttributes" ct:_="" ma:_="" ma:contentTypeName="Documento" ma:contentTypeID="0x010100FC2B1768DD5A774EB396CCAB0DE361C1" ma:contentTypeVersion="12" ma:contentTypeDescription="Crear nuevo documento." ma:contentTypeScope="" ma:versionID="d4a546b22d2924edabf51241cf3422b8">
+  <xsd:schema xmlns:xsd="http://www.w3.org/2001/XMLSchema" xmlns:xs="http://www.w3.org/2001/XMLSchema" xmlns:p="http://schemas.microsoft.com/office/2006/metadata/properties" xmlns:ns2="a70d3c18-0869-45a1-9f75-4b4b8f0f32be" xmlns:ns3="adccf511-daff-4bcb-9072-914cedbf4c7e" targetNamespace="http://schemas.microsoft.com/office/2006/metadata/properties" ma:root="true" ma:fieldsID="e29002b2d9ca820e89c57fc59ec70c79" ns2:_="" ns3:_="">
     <xsd:import namespace="a70d3c18-0869-45a1-9f75-4b4b8f0f32be"/>
     <xsd:import namespace="adccf511-daff-4bcb-9072-914cedbf4c7e"/>
     <xsd:element name="properties">
@@ -40856,11 +40826,43 @@
 </ct:contentTypeSchema>
 </file>
 
-<file path=customXml/item4.xml><?xml version="1.0" encoding="utf-8"?>
+<file path=customXml/item2.xml><?xml version="1.0" encoding="utf-8"?>
 <b:Sources xmlns:b="http://schemas.openxmlformats.org/officeDocument/2006/bibliography" xmlns="http://schemas.openxmlformats.org/officeDocument/2006/bibliography" SelectedStyle="\APASixthEditionOfficeOnline.xsl" StyleName="APA" Version="6"/>
 </file>
 
+<file path=customXml/item3.xml><?xml version="1.0" encoding="utf-8"?>
+<p:properties xmlns:p="http://schemas.microsoft.com/office/2006/metadata/properties" xmlns:xsi="http://www.w3.org/2001/XMLSchema-instance" xmlns:pc="http://schemas.microsoft.com/office/infopath/2007/PartnerControls">
+  <documentManagement>
+    <TaxCatchAll xmlns="adccf511-daff-4bcb-9072-914cedbf4c7e" xsi:nil="true"/>
+    <lcf76f155ced4ddcb4097134ff3c332f xmlns="a70d3c18-0869-45a1-9f75-4b4b8f0f32be">
+      <Terms xmlns="http://schemas.microsoft.com/office/infopath/2007/PartnerControls"/>
+    </lcf76f155ced4ddcb4097134ff3c332f>
+  </documentManagement>
+</p:properties>
+</file>
+
+<file path=customXml/item4.xml><?xml version="1.0" encoding="utf-8"?>
+<?mso-contentType ?>
+<FormTemplates xmlns="http://schemas.microsoft.com/sharepoint/v3/contenttype/forms">
+  <Display>DocumentLibraryForm</Display>
+  <Edit>DocumentLibraryForm</Edit>
+  <New>DocumentLibraryForm</New>
+</FormTemplates>
+</file>
+
 <file path=customXml/itemProps1.xml><?xml version="1.0" encoding="utf-8"?>
+<ds:datastoreItem xmlns:ds="http://schemas.openxmlformats.org/officeDocument/2006/customXml" ds:itemID="{D21921E3-315B-4818-9FA2-9DCBF286504E}"/>
+</file>
+
+<file path=customXml/itemProps2.xml><?xml version="1.0" encoding="utf-8"?>
+<ds:datastoreItem xmlns:ds="http://schemas.openxmlformats.org/officeDocument/2006/customXml" ds:itemID="{E8AB44A3-7C62-4BD2-82ED-8ABC209970FA}">
+  <ds:schemaRefs>
+    <ds:schemaRef ds:uri="http://schemas.openxmlformats.org/officeDocument/2006/bibliography"/>
+  </ds:schemaRefs>
+</ds:datastoreItem>
+</file>
+
+<file path=customXml/itemProps3.xml><?xml version="1.0" encoding="utf-8"?>
 <ds:datastoreItem xmlns:ds="http://schemas.openxmlformats.org/officeDocument/2006/customXml" ds:itemID="{6929C9FE-9F22-4B98-96EF-1B541B3BD0B2}">
   <ds:schemaRefs>
     <ds:schemaRef ds:uri="http://schemas.microsoft.com/office/2006/metadata/properties"/>
@@ -40871,22 +40873,10 @@
 </ds:datastoreItem>
 </file>
 
-<file path=customXml/itemProps2.xml><?xml version="1.0" encoding="utf-8"?>
+<file path=customXml/itemProps4.xml><?xml version="1.0" encoding="utf-8"?>
 <ds:datastoreItem xmlns:ds="http://schemas.openxmlformats.org/officeDocument/2006/customXml" ds:itemID="{81CBDEC1-3B00-44ED-AD36-0268077980BA}">
   <ds:schemaRefs>
     <ds:schemaRef ds:uri="http://schemas.microsoft.com/sharepoint/v3/contenttype/forms"/>
   </ds:schemaRefs>
 </ds:datastoreItem>
-</file>
-
-<file path=customXml/itemProps3.xml><?xml version="1.0" encoding="utf-8"?>
-<ds:datastoreItem xmlns:ds="http://schemas.openxmlformats.org/officeDocument/2006/customXml" ds:itemID="{A47599F0-9BDB-49ED-90DD-9B9DFD1311AD}"/>
-</file>
-
-<file path=customXml/itemProps4.xml><?xml version="1.0" encoding="utf-8"?>
-<ds:datastoreItem xmlns:ds="http://schemas.openxmlformats.org/officeDocument/2006/customXml" ds:itemID="{E8AB44A3-7C62-4BD2-82ED-8ABC209970FA}">
-  <ds:schemaRefs>
-    <ds:schemaRef ds:uri="http://schemas.openxmlformats.org/officeDocument/2006/bibliography"/>
-  </ds:schemaRefs>
-</ds:datastoreItem>
 </file>
--- a/fuentes/CFA1_12150026_DU.docx
+++ b/fuentes/CFA1_12150026_DU.docx
@@ -2425,7 +2425,7 @@
           <w:noProof/>
         </w:rPr>
         <w:drawing>
-          <wp:inline distT="0" distB="0" distL="0" distR="0" wp14:anchorId="068D1CC0" wp14:editId="63811825">
+          <wp:inline distT="0" distB="0" distL="0" distR="0" wp14:anchorId="068D1CC0" wp14:editId="34D74710">
             <wp:extent cx="5009157" cy="2817525"/>
             <wp:effectExtent l="0" t="0" r="0" b="1905"/>
             <wp:docPr id="519818400" name="Imagen 4">
@@ -4977,7 +4977,19 @@
         <w:rPr>
           <w:lang w:val="es-419" w:eastAsia="es-CO"/>
         </w:rPr>
-        <w:t xml:space="preserve"> prueba electrónica de entrega (POD) con fotos y firmas, aumentando confianza y veracidad de la entrega.</w:t>
+        <w:t xml:space="preserve"> prueba electrónica de entrega (POD) con fotos y firmas, aumentando </w:t>
+      </w:r>
+      <w:r>
+        <w:rPr>
+          <w:lang w:val="es-419" w:eastAsia="es-CO"/>
+        </w:rPr>
+        <w:t xml:space="preserve">la </w:t>
+      </w:r>
+      <w:r>
+        <w:rPr>
+          <w:lang w:val="es-419" w:eastAsia="es-CO"/>
+        </w:rPr>
+        <w:t>confianza y veracidad de la entrega.</w:t>
       </w:r>
       <w:r>
         <w:rPr>
@@ -5949,6 +5961,7 @@
       </w:pPr>
       <w:r>
         <w:rPr>
+          <w:noProof/>
           <w:lang w:val="es-419" w:eastAsia="es-CO"/>
         </w:rPr>
         <w:drawing>
@@ -39463,6 +39476,7 @@
   <w:style w:type="character" w:default="1" w:styleId="Fuentedeprrafopredeter">
     <w:name w:val="Default Paragraph Font"/>
     <w:uiPriority w:val="1"/>
+    <w:semiHidden/>
     <w:unhideWhenUsed/>
   </w:style>
   <w:style w:type="table" w:default="1" w:styleId="Tablanormal">
@@ -40626,6 +40640,10 @@
 </file>
 
 <file path=customXml/item1.xml><?xml version="1.0" encoding="utf-8"?>
+<b:Sources xmlns:b="http://schemas.openxmlformats.org/officeDocument/2006/bibliography" xmlns="http://schemas.openxmlformats.org/officeDocument/2006/bibliography" SelectedStyle="\APASixthEditionOfficeOnline.xsl" StyleName="APA" Version="6"/>
+</file>
+
+<file path=customXml/item2.xml><?xml version="1.0" encoding="utf-8"?>
 <ct:contentTypeSchema xmlns:ct="http://schemas.microsoft.com/office/2006/metadata/contentType" xmlns:ma="http://schemas.microsoft.com/office/2006/metadata/properties/metaAttributes" ct:_="" ma:_="" ma:contentTypeName="Documento" ma:contentTypeID="0x010100FC2B1768DD5A774EB396CCAB0DE361C1" ma:contentTypeVersion="12" ma:contentTypeDescription="Crear nuevo documento." ma:contentTypeScope="" ma:versionID="d4a546b22d2924edabf51241cf3422b8">
   <xsd:schema xmlns:xsd="http://www.w3.org/2001/XMLSchema" xmlns:xs="http://www.w3.org/2001/XMLSchema" xmlns:p="http://schemas.microsoft.com/office/2006/metadata/properties" xmlns:ns2="a70d3c18-0869-45a1-9f75-4b4b8f0f32be" xmlns:ns3="adccf511-daff-4bcb-9072-914cedbf4c7e" targetNamespace="http://schemas.microsoft.com/office/2006/metadata/properties" ma:root="true" ma:fieldsID="e29002b2d9ca820e89c57fc59ec70c79" ns2:_="" ns3:_="">
     <xsd:import namespace="a70d3c18-0869-45a1-9f75-4b4b8f0f32be"/>
@@ -40826,11 +40844,16 @@
 </ct:contentTypeSchema>
 </file>
 
-<file path=customXml/item2.xml><?xml version="1.0" encoding="utf-8"?>
-<b:Sources xmlns:b="http://schemas.openxmlformats.org/officeDocument/2006/bibliography" xmlns="http://schemas.openxmlformats.org/officeDocument/2006/bibliography" SelectedStyle="\APASixthEditionOfficeOnline.xsl" StyleName="APA" Version="6"/>
+<file path=customXml/item3.xml><?xml version="1.0" encoding="utf-8"?>
+<?mso-contentType ?>
+<FormTemplates xmlns="http://schemas.microsoft.com/sharepoint/v3/contenttype/forms">
+  <Display>DocumentLibraryForm</Display>
+  <Edit>DocumentLibraryForm</Edit>
+  <New>DocumentLibraryForm</New>
+</FormTemplates>
 </file>
 
-<file path=customXml/item3.xml><?xml version="1.0" encoding="utf-8"?>
+<file path=customXml/item4.xml><?xml version="1.0" encoding="utf-8"?>
 <p:properties xmlns:p="http://schemas.microsoft.com/office/2006/metadata/properties" xmlns:xsi="http://www.w3.org/2001/XMLSchema-instance" xmlns:pc="http://schemas.microsoft.com/office/infopath/2007/PartnerControls">
   <documentManagement>
     <TaxCatchAll xmlns="adccf511-daff-4bcb-9072-914cedbf4c7e" xsi:nil="true"/>
@@ -40841,20 +40864,7 @@
 </p:properties>
 </file>
 
-<file path=customXml/item4.xml><?xml version="1.0" encoding="utf-8"?>
-<?mso-contentType ?>
-<FormTemplates xmlns="http://schemas.microsoft.com/sharepoint/v3/contenttype/forms">
-  <Display>DocumentLibraryForm</Display>
-  <Edit>DocumentLibraryForm</Edit>
-  <New>DocumentLibraryForm</New>
-</FormTemplates>
-</file>
-
 <file path=customXml/itemProps1.xml><?xml version="1.0" encoding="utf-8"?>
-<ds:datastoreItem xmlns:ds="http://schemas.openxmlformats.org/officeDocument/2006/customXml" ds:itemID="{D21921E3-315B-4818-9FA2-9DCBF286504E}"/>
-</file>
-
-<file path=customXml/itemProps2.xml><?xml version="1.0" encoding="utf-8"?>
 <ds:datastoreItem xmlns:ds="http://schemas.openxmlformats.org/officeDocument/2006/customXml" ds:itemID="{E8AB44A3-7C62-4BD2-82ED-8ABC209970FA}">
   <ds:schemaRefs>
     <ds:schemaRef ds:uri="http://schemas.openxmlformats.org/officeDocument/2006/bibliography"/>
@@ -40862,7 +40872,19 @@
 </ds:datastoreItem>
 </file>
 
+<file path=customXml/itemProps2.xml><?xml version="1.0" encoding="utf-8"?>
+<ds:datastoreItem xmlns:ds="http://schemas.openxmlformats.org/officeDocument/2006/customXml" ds:itemID="{8B6CD34B-773B-45B3-A17D-1BF6FE3410BD}"/>
+</file>
+
 <file path=customXml/itemProps3.xml><?xml version="1.0" encoding="utf-8"?>
+<ds:datastoreItem xmlns:ds="http://schemas.openxmlformats.org/officeDocument/2006/customXml" ds:itemID="{81CBDEC1-3B00-44ED-AD36-0268077980BA}">
+  <ds:schemaRefs>
+    <ds:schemaRef ds:uri="http://schemas.microsoft.com/sharepoint/v3/contenttype/forms"/>
+  </ds:schemaRefs>
+</ds:datastoreItem>
+</file>
+
+<file path=customXml/itemProps4.xml><?xml version="1.0" encoding="utf-8"?>
 <ds:datastoreItem xmlns:ds="http://schemas.openxmlformats.org/officeDocument/2006/customXml" ds:itemID="{6929C9FE-9F22-4B98-96EF-1B541B3BD0B2}">
   <ds:schemaRefs>
     <ds:schemaRef ds:uri="http://schemas.microsoft.com/office/2006/metadata/properties"/>
@@ -40871,12 +40893,4 @@
     <ds:schemaRef ds:uri="43a3ca16-9c26-4813-b83f-4aec9927b43f"/>
   </ds:schemaRefs>
 </ds:datastoreItem>
-</file>
-
-<file path=customXml/itemProps4.xml><?xml version="1.0" encoding="utf-8"?>
-<ds:datastoreItem xmlns:ds="http://schemas.openxmlformats.org/officeDocument/2006/customXml" ds:itemID="{81CBDEC1-3B00-44ED-AD36-0268077980BA}">
-  <ds:schemaRefs>
-    <ds:schemaRef ds:uri="http://schemas.microsoft.com/sharepoint/v3/contenttype/forms"/>
-  </ds:schemaRefs>
-</ds:datastoreItem>
 </file>